--- a/docs/API Endpoint plan.docx
+++ b/docs/API Endpoint plan.docx
@@ -2,9 +2,274 @@
 <file path=word/document.xml><?xml version="1.0" encoding="utf-8"?>
 <w:document xmlns:wpc="http://schemas.microsoft.com/office/word/2010/wordprocessingCanvas" xmlns:cx="http://schemas.microsoft.com/office/drawing/2014/chartex" xmlns:cx1="http://schemas.microsoft.com/office/drawing/2015/9/8/chartex" xmlns:cx2="http://schemas.microsoft.com/office/drawing/2015/10/21/chartex" xmlns:cx3="http://schemas.microsoft.com/office/drawing/2016/5/9/chartex" xmlns:cx4="http://schemas.microsoft.com/office/drawing/2016/5/10/chartex" xmlns:cx5="http://schemas.microsoft.com/office/drawing/2016/5/11/chartex" xmlns:cx6="http://schemas.microsoft.com/office/drawing/2016/5/12/chartex" xmlns:cx7="http://schemas.microsoft.com/office/drawing/2016/5/13/chartex" xmlns:cx8="http://schemas.microsoft.com/office/drawing/2016/5/14/chartex" xmlns:mc="http://schemas.openxmlformats.org/markup-compatibility/2006" xmlns:aink="http://schemas.microsoft.com/office/drawing/2016/ink" xmlns:am3d="http://schemas.microsoft.com/office/drawing/2017/model3d" xmlns:o="urn:schemas-microsoft-com:office:office" xmlns:oel="http://schemas.microsoft.com/office/2019/extlst" xmlns:r="http://schemas.openxmlformats.org/officeDocument/2006/relationships" xmlns:m="http://schemas.openxmlformats.org/officeDocument/2006/math" xmlns:v="urn:schemas-microsoft-com:vml" xmlns:wp14="http://schemas.microsoft.com/office/word/2010/wordprocessingDrawing" xmlns:wp="http://schemas.openxmlformats.org/drawingml/2006/wordprocessingDrawing" xmlns:w10="urn:schemas-microsoft-com:office:word" xmlns:w="http://schemas.openxmlformats.org/wordprocessingml/2006/main" xmlns:w14="http://schemas.microsoft.com/office/word/2010/wordml" xmlns:w15="http://schemas.microsoft.com/office/word/2012/wordml" xmlns:w16cex="http://schemas.microsoft.com/office/word/2018/wordml/cex" xmlns:w16cid="http://schemas.microsoft.com/office/word/2016/wordml/cid" xmlns:w16="http://schemas.microsoft.com/office/word/2018/wordml" xmlns:w16du="http://schemas.microsoft.com/office/word/2023/wordml/word16du" xmlns:w16sdtdh="http://schemas.microsoft.com/office/word/2020/wordml/sdtdatahash" xmlns:w16sdtfl="http://schemas.microsoft.com/office/word/2024/wordml/sdtformatlock" xmlns:w16se="http://schemas.microsoft.com/office/word/2015/wordml/symex" xmlns:wpg="http://schemas.microsoft.com/office/word/2010/wordprocessingGroup" xmlns:wpi="http://schemas.microsoft.com/office/word/2010/wordprocessingInk" xmlns:wne="http://schemas.microsoft.com/office/word/2006/wordml" xmlns:wps="http://schemas.microsoft.com/office/word/2010/wordprocessingShape" mc:Ignorable="w14 w15 w16se w16cid w16 w16cex w16sdtdh w16sdtfl w16du wp14">
   <w:body>
+    <w:p>
+      <w:r>
+        <w:t xml:space="preserve">STEP 1 – Authentication </w:t>
+      </w:r>
+      <w:r>
+        <w:t>Endpoints</w:t>
+      </w:r>
+    </w:p>
+    <w:tbl>
+      <w:tblPr>
+        <w:tblStyle w:val="TableGrid"/>
+        <w:tblW w:w="15304" w:type="dxa"/>
+        <w:tblLook w:val="04A0" w:firstRow="1" w:lastRow="0" w:firstColumn="1" w:lastColumn="0" w:noHBand="0" w:noVBand="1"/>
+      </w:tblPr>
+      <w:tblGrid>
+        <w:gridCol w:w="1427"/>
+        <w:gridCol w:w="1992"/>
+        <w:gridCol w:w="2196"/>
+        <w:gridCol w:w="2280"/>
+        <w:gridCol w:w="3666"/>
+        <w:gridCol w:w="3743"/>
+      </w:tblGrid>
+      <w:tr>
+        <w:tc>
+          <w:tcPr>
+            <w:tcW w:w="1472" w:type="dxa"/>
+          </w:tcPr>
+          <w:p>
+            <w:r>
+              <w:t>Http Method</w:t>
+            </w:r>
+          </w:p>
+        </w:tc>
+        <w:tc>
+          <w:tcPr>
+            <w:tcW w:w="1533" w:type="dxa"/>
+          </w:tcPr>
+          <w:p>
+            <w:r>
+              <w:t>Route</w:t>
+            </w:r>
+          </w:p>
+        </w:tc>
+        <w:tc>
+          <w:tcPr>
+            <w:tcW w:w="2245" w:type="dxa"/>
+          </w:tcPr>
+          <w:p>
+            <w:r>
+              <w:t>Description</w:t>
+            </w:r>
+          </w:p>
+        </w:tc>
+        <w:tc>
+          <w:tcPr>
+            <w:tcW w:w="2400" w:type="dxa"/>
+          </w:tcPr>
+          <w:p>
+            <w:r>
+              <w:t>Role Required</w:t>
+            </w:r>
+          </w:p>
+        </w:tc>
+        <w:tc>
+          <w:tcPr>
+            <w:tcW w:w="3685" w:type="dxa"/>
+          </w:tcPr>
+          <w:p>
+            <w:r>
+              <w:t>Request Body</w:t>
+            </w:r>
+          </w:p>
+        </w:tc>
+        <w:tc>
+          <w:tcPr>
+            <w:tcW w:w="3969" w:type="dxa"/>
+          </w:tcPr>
+          <w:p>
+            <w:r>
+              <w:t>Expected response</w:t>
+            </w:r>
+          </w:p>
+        </w:tc>
+      </w:tr>
+      <w:tr>
+        <w:tc>
+          <w:tcPr>
+            <w:tcW w:w="1472" w:type="dxa"/>
+          </w:tcPr>
+          <w:p>
+            <w:r>
+              <w:t>Post</w:t>
+            </w:r>
+          </w:p>
+        </w:tc>
+        <w:tc>
+          <w:tcPr>
+            <w:tcW w:w="1533" w:type="dxa"/>
+          </w:tcPr>
+          <w:p>
+            <w:r>
+              <w:t>/</w:t>
+            </w:r>
+            <w:proofErr w:type="spellStart"/>
+            <w:r>
+              <w:t>api</w:t>
+            </w:r>
+            <w:proofErr w:type="spellEnd"/>
+            <w:r>
+              <w:t>/auth</w:t>
+            </w:r>
+            <w:r>
+              <w:t>/register</w:t>
+            </w:r>
+          </w:p>
+        </w:tc>
+        <w:tc>
+          <w:tcPr>
+            <w:tcW w:w="2245" w:type="dxa"/>
+          </w:tcPr>
+          <w:p>
+            <w:r>
+              <w:t xml:space="preserve">Will register a new </w:t>
+            </w:r>
+            <w:proofErr w:type="spellStart"/>
+            <w:r>
+              <w:t>raceday</w:t>
+            </w:r>
+            <w:proofErr w:type="spellEnd"/>
+            <w:r>
+              <w:t xml:space="preserve"> user account</w:t>
+            </w:r>
+          </w:p>
+        </w:tc>
+        <w:tc>
+          <w:tcPr>
+            <w:tcW w:w="2400" w:type="dxa"/>
+          </w:tcPr>
+          <w:p>
+            <w:r>
+              <w:t>None</w:t>
+            </w:r>
+          </w:p>
+        </w:tc>
+        <w:tc>
+          <w:tcPr>
+            <w:tcW w:w="3685" w:type="dxa"/>
+          </w:tcPr>
+          <w:p>
+            <w:r>
+              <w:t xml:space="preserve">FirstName, </w:t>
+            </w:r>
+            <w:proofErr w:type="spellStart"/>
+            <w:r>
+              <w:t>lastName,email,phoneNumber</w:t>
+            </w:r>
+            <w:proofErr w:type="spellEnd"/>
+            <w:r>
+              <w:t>, password, role</w:t>
+            </w:r>
+          </w:p>
+        </w:tc>
+        <w:tc>
+          <w:tcPr>
+            <w:tcW w:w="3969" w:type="dxa"/>
+          </w:tcPr>
+          <w:p>
+            <w:r>
+              <w:t xml:space="preserve">201 </w:t>
+            </w:r>
+            <w:r>
+              <w:t>created,</w:t>
+            </w:r>
+            <w:r>
+              <w:t xml:space="preserve"> 400 Bad request</w:t>
+            </w:r>
+            <w:r>
+              <w:t>,409 conflict</w:t>
+            </w:r>
+          </w:p>
+        </w:tc>
+      </w:tr>
+      <w:tr>
+        <w:tc>
+          <w:tcPr>
+            <w:tcW w:w="1472" w:type="dxa"/>
+          </w:tcPr>
+          <w:p>
+            <w:r>
+              <w:t>Post</w:t>
+            </w:r>
+          </w:p>
+        </w:tc>
+        <w:tc>
+          <w:tcPr>
+            <w:tcW w:w="1533" w:type="dxa"/>
+          </w:tcPr>
+          <w:p>
+            <w:r>
+              <w:t>/</w:t>
+            </w:r>
+            <w:proofErr w:type="spellStart"/>
+            <w:r>
+              <w:t>api</w:t>
+            </w:r>
+            <w:proofErr w:type="spellEnd"/>
+            <w:r>
+              <w:t>/auth/login</w:t>
+            </w:r>
+          </w:p>
+        </w:tc>
+        <w:tc>
+          <w:tcPr>
+            <w:tcW w:w="2245" w:type="dxa"/>
+          </w:tcPr>
+          <w:p>
+            <w:r>
+              <w:t>Will authenticate a registered user and will return authentication details</w:t>
+            </w:r>
+            <w:r>
+              <w:t xml:space="preserve"> when the credentials are correct</w:t>
+            </w:r>
+          </w:p>
+        </w:tc>
+        <w:tc>
+          <w:tcPr>
+            <w:tcW w:w="2400" w:type="dxa"/>
+          </w:tcPr>
+          <w:p>
+            <w:r>
+              <w:t>None</w:t>
+            </w:r>
+          </w:p>
+        </w:tc>
+        <w:tc>
+          <w:tcPr>
+            <w:tcW w:w="3685" w:type="dxa"/>
+          </w:tcPr>
+          <w:p>
+            <w:r>
+              <w:t>Email</w:t>
+            </w:r>
+            <w:r>
+              <w:t>,</w:t>
+            </w:r>
+            <w:r>
+              <w:t xml:space="preserve"> </w:t>
+            </w:r>
+            <w:r>
+              <w:t>password</w:t>
+            </w:r>
+          </w:p>
+        </w:tc>
+        <w:tc>
+          <w:tcPr>
+            <w:tcW w:w="3969" w:type="dxa"/>
+          </w:tcPr>
+          <w:p>
+            <w:r>
+              <w:t>200 OK, 400 Bad request, 401 Unauthorized</w:t>
+            </w:r>
+          </w:p>
+        </w:tc>
+      </w:tr>
+    </w:tbl>
     <w:p/>
     <w:sectPr>
-      <w:pgSz w:w="11906" w:h="16838"/>
+      <w:pgSz w:w="16838" w:h="11906" w:orient="landscape"/>
       <w:pgMar w:top="1440" w:right="1440" w:bottom="1440" w:left="1440" w:header="708" w:footer="708" w:gutter="0"/>
       <w:cols w:space="708"/>
       <w:docGrid w:linePitch="360"/>
@@ -930,6 +1195,25 @@
       <w:spacing w:val="5"/>
     </w:rPr>
   </w:style>
+  <w:style w:type="table" w:styleId="TableGrid">
+    <w:name w:val="Table Grid"/>
+    <w:basedOn w:val="TableNormal"/>
+    <w:uiPriority w:val="39"/>
+    <w:rsid w:val="0089723E"/>
+    <w:pPr>
+      <w:spacing w:after="0" w:line="240" w:lineRule="auto"/>
+    </w:pPr>
+    <w:tblPr>
+      <w:tblBorders>
+        <w:top w:val="single" w:sz="4" w:space="0" w:color="auto"/>
+        <w:left w:val="single" w:sz="4" w:space="0" w:color="auto"/>
+        <w:bottom w:val="single" w:sz="4" w:space="0" w:color="auto"/>
+        <w:right w:val="single" w:sz="4" w:space="0" w:color="auto"/>
+        <w:insideH w:val="single" w:sz="4" w:space="0" w:color="auto"/>
+        <w:insideV w:val="single" w:sz="4" w:space="0" w:color="auto"/>
+      </w:tblBorders>
+    </w:tblPr>
+  </w:style>
 </w:styles>
 </file>
 

--- a/docs/API Endpoint plan.docx
+++ b/docs/API Endpoint plan.docx
@@ -155,8 +155,13 @@
               <w:t xml:space="preserve">FirstName, </w:t>
             </w:r>
             <w:proofErr w:type="spellStart"/>
-            <w:r>
-              <w:t>lastName,email,phoneNumber</w:t>
+            <w:proofErr w:type="gramStart"/>
+            <w:r>
+              <w:t>lastName,email</w:t>
+            </w:r>
+            <w:proofErr w:type="gramEnd"/>
+            <w:r>
+              <w:t>,phoneNumber</w:t>
             </w:r>
             <w:proofErr w:type="spellEnd"/>
             <w:r>
@@ -264,6 +269,157 @@
               <w:t>200 OK, 400 Bad request, 401 Unauthorized</w:t>
             </w:r>
           </w:p>
+        </w:tc>
+      </w:tr>
+    </w:tbl>
+    <w:p/>
+    <w:p>
+      <w:r>
+        <w:t xml:space="preserve">Step </w:t>
+      </w:r>
+      <w:r>
+        <w:t>2 User profile</w:t>
+      </w:r>
+    </w:p>
+    <w:tbl>
+      <w:tblPr>
+        <w:tblStyle w:val="TableGrid"/>
+        <w:tblW w:w="0" w:type="auto"/>
+        <w:tblLook w:val="04A0" w:firstRow="1" w:lastRow="0" w:firstColumn="1" w:lastColumn="0" w:noHBand="0" w:noVBand="1"/>
+      </w:tblPr>
+      <w:tblGrid>
+        <w:gridCol w:w="2789"/>
+        <w:gridCol w:w="2789"/>
+        <w:gridCol w:w="2790"/>
+        <w:gridCol w:w="2790"/>
+        <w:gridCol w:w="2790"/>
+      </w:tblGrid>
+      <w:tr>
+        <w:tc>
+          <w:tcPr>
+            <w:tcW w:w="2789" w:type="dxa"/>
+          </w:tcPr>
+          <w:p/>
+        </w:tc>
+        <w:tc>
+          <w:tcPr>
+            <w:tcW w:w="2789" w:type="dxa"/>
+          </w:tcPr>
+          <w:p/>
+        </w:tc>
+        <w:tc>
+          <w:tcPr>
+            <w:tcW w:w="2790" w:type="dxa"/>
+          </w:tcPr>
+          <w:p/>
+        </w:tc>
+        <w:tc>
+          <w:tcPr>
+            <w:tcW w:w="2790" w:type="dxa"/>
+          </w:tcPr>
+          <w:p/>
+        </w:tc>
+        <w:tc>
+          <w:tcPr>
+            <w:tcW w:w="2790" w:type="dxa"/>
+          </w:tcPr>
+          <w:p/>
+        </w:tc>
+      </w:tr>
+      <w:tr>
+        <w:tc>
+          <w:tcPr>
+            <w:tcW w:w="2789" w:type="dxa"/>
+          </w:tcPr>
+          <w:p/>
+        </w:tc>
+        <w:tc>
+          <w:tcPr>
+            <w:tcW w:w="2789" w:type="dxa"/>
+          </w:tcPr>
+          <w:p/>
+        </w:tc>
+        <w:tc>
+          <w:tcPr>
+            <w:tcW w:w="2790" w:type="dxa"/>
+          </w:tcPr>
+          <w:p/>
+        </w:tc>
+        <w:tc>
+          <w:tcPr>
+            <w:tcW w:w="2790" w:type="dxa"/>
+          </w:tcPr>
+          <w:p/>
+        </w:tc>
+        <w:tc>
+          <w:tcPr>
+            <w:tcW w:w="2790" w:type="dxa"/>
+          </w:tcPr>
+          <w:p/>
+        </w:tc>
+      </w:tr>
+      <w:tr>
+        <w:tc>
+          <w:tcPr>
+            <w:tcW w:w="2789" w:type="dxa"/>
+          </w:tcPr>
+          <w:p/>
+        </w:tc>
+        <w:tc>
+          <w:tcPr>
+            <w:tcW w:w="2789" w:type="dxa"/>
+          </w:tcPr>
+          <w:p/>
+        </w:tc>
+        <w:tc>
+          <w:tcPr>
+            <w:tcW w:w="2790" w:type="dxa"/>
+          </w:tcPr>
+          <w:p/>
+        </w:tc>
+        <w:tc>
+          <w:tcPr>
+            <w:tcW w:w="2790" w:type="dxa"/>
+          </w:tcPr>
+          <w:p/>
+        </w:tc>
+        <w:tc>
+          <w:tcPr>
+            <w:tcW w:w="2790" w:type="dxa"/>
+          </w:tcPr>
+          <w:p/>
+        </w:tc>
+      </w:tr>
+      <w:tr>
+        <w:tc>
+          <w:tcPr>
+            <w:tcW w:w="2789" w:type="dxa"/>
+          </w:tcPr>
+          <w:p/>
+        </w:tc>
+        <w:tc>
+          <w:tcPr>
+            <w:tcW w:w="2789" w:type="dxa"/>
+          </w:tcPr>
+          <w:p/>
+        </w:tc>
+        <w:tc>
+          <w:tcPr>
+            <w:tcW w:w="2790" w:type="dxa"/>
+          </w:tcPr>
+          <w:p/>
+        </w:tc>
+        <w:tc>
+          <w:tcPr>
+            <w:tcW w:w="2790" w:type="dxa"/>
+          </w:tcPr>
+          <w:p/>
+        </w:tc>
+        <w:tc>
+          <w:tcPr>
+            <w:tcW w:w="2790" w:type="dxa"/>
+          </w:tcPr>
+          <w:p/>
         </w:tc>
       </w:tr>
     </w:tbl>

--- a/docs/API Endpoint plan.docx
+++ b/docs/API Endpoint plan.docx
@@ -103,15 +103,7 @@
           </w:tcPr>
           <w:p>
             <w:r>
-              <w:t>/</w:t>
-            </w:r>
-            <w:proofErr w:type="spellStart"/>
-            <w:r>
-              <w:t>api</w:t>
-            </w:r>
-            <w:proofErr w:type="spellEnd"/>
-            <w:r>
-              <w:t>/auth</w:t>
+              <w:t>/api/auth</w:t>
             </w:r>
             <w:r>
               <w:t>/register</w:t>
@@ -124,15 +116,7 @@
           </w:tcPr>
           <w:p>
             <w:r>
-              <w:t xml:space="preserve">Will register a new </w:t>
-            </w:r>
-            <w:proofErr w:type="spellStart"/>
-            <w:r>
-              <w:t>raceday</w:t>
-            </w:r>
-            <w:proofErr w:type="spellEnd"/>
-            <w:r>
-              <w:t xml:space="preserve"> user account</w:t>
+              <w:t>Will register a new raceday user account</w:t>
             </w:r>
           </w:p>
         </w:tc>
@@ -152,20 +136,7 @@
           </w:tcPr>
           <w:p>
             <w:r>
-              <w:t xml:space="preserve">FirstName, </w:t>
-            </w:r>
-            <w:proofErr w:type="spellStart"/>
-            <w:proofErr w:type="gramStart"/>
-            <w:r>
-              <w:t>lastName,email</w:t>
-            </w:r>
-            <w:proofErr w:type="gramEnd"/>
-            <w:r>
-              <w:t>,phoneNumber</w:t>
-            </w:r>
-            <w:proofErr w:type="spellEnd"/>
-            <w:r>
-              <w:t>, password, role</w:t>
+              <w:t>FirstName, lastName,email,phoneNumber, password, role</w:t>
             </w:r>
           </w:p>
         </w:tc>
@@ -206,15 +177,7 @@
           </w:tcPr>
           <w:p>
             <w:r>
-              <w:t>/</w:t>
-            </w:r>
-            <w:proofErr w:type="spellStart"/>
-            <w:r>
-              <w:t>api</w:t>
-            </w:r>
-            <w:proofErr w:type="spellEnd"/>
-            <w:r>
-              <w:t>/auth/login</w:t>
+              <w:t>/api/auth/login</w:t>
             </w:r>
           </w:p>
         </w:tc>
@@ -284,76 +247,128 @@
     <w:tbl>
       <w:tblPr>
         <w:tblStyle w:val="TableGrid"/>
-        <w:tblW w:w="0" w:type="auto"/>
+        <w:tblW w:w="15309" w:type="dxa"/>
+        <w:tblInd w:w="-5" w:type="dxa"/>
         <w:tblLook w:val="04A0" w:firstRow="1" w:lastRow="0" w:firstColumn="1" w:lastColumn="0" w:noHBand="0" w:noVBand="1"/>
       </w:tblPr>
       <w:tblGrid>
-        <w:gridCol w:w="2789"/>
-        <w:gridCol w:w="2789"/>
-        <w:gridCol w:w="2790"/>
-        <w:gridCol w:w="2790"/>
-        <w:gridCol w:w="2790"/>
+        <w:gridCol w:w="2092"/>
+        <w:gridCol w:w="1906"/>
+        <w:gridCol w:w="2246"/>
+        <w:gridCol w:w="2237"/>
+        <w:gridCol w:w="3207"/>
+        <w:gridCol w:w="3621"/>
       </w:tblGrid>
       <w:tr>
         <w:tc>
           <w:tcPr>
-            <w:tcW w:w="2789" w:type="dxa"/>
-          </w:tcPr>
-          <w:p/>
-        </w:tc>
-        <w:tc>
-          <w:tcPr>
-            <w:tcW w:w="2789" w:type="dxa"/>
-          </w:tcPr>
-          <w:p/>
-        </w:tc>
-        <w:tc>
-          <w:tcPr>
-            <w:tcW w:w="2790" w:type="dxa"/>
-          </w:tcPr>
-          <w:p/>
-        </w:tc>
-        <w:tc>
-          <w:tcPr>
-            <w:tcW w:w="2790" w:type="dxa"/>
-          </w:tcPr>
-          <w:p/>
-        </w:tc>
-        <w:tc>
-          <w:tcPr>
-            <w:tcW w:w="2790" w:type="dxa"/>
-          </w:tcPr>
-          <w:p/>
+            <w:tcW w:w="2122" w:type="dxa"/>
+          </w:tcPr>
+          <w:p>
+            <w:r>
+              <w:t>Http Method</w:t>
+            </w:r>
+          </w:p>
+        </w:tc>
+        <w:tc>
+          <w:tcPr>
+            <w:tcW w:w="1701" w:type="dxa"/>
+          </w:tcPr>
+          <w:p>
+            <w:r>
+              <w:t>Route</w:t>
+            </w:r>
+          </w:p>
+        </w:tc>
+        <w:tc>
+          <w:tcPr>
+            <w:tcW w:w="2268" w:type="dxa"/>
+          </w:tcPr>
+          <w:p>
+            <w:r>
+              <w:t>Description</w:t>
+            </w:r>
+          </w:p>
+        </w:tc>
+        <w:tc>
+          <w:tcPr>
+            <w:tcW w:w="2268" w:type="dxa"/>
+          </w:tcPr>
+          <w:p>
+            <w:r>
+              <w:t>Role</w:t>
+            </w:r>
+            <w:r>
+              <w:t xml:space="preserve"> required</w:t>
+            </w:r>
+          </w:p>
+        </w:tc>
+        <w:tc>
+          <w:tcPr>
+            <w:tcW w:w="3265" w:type="dxa"/>
+          </w:tcPr>
+          <w:p>
+            <w:r>
+              <w:t>Request Body</w:t>
+            </w:r>
+          </w:p>
+        </w:tc>
+        <w:tc>
+          <w:tcPr>
+            <w:tcW w:w="3685" w:type="dxa"/>
+          </w:tcPr>
+          <w:p>
+            <w:r>
+              <w:t>Expected Response</w:t>
+            </w:r>
+            <w:r>
+              <w:t xml:space="preserve"> </w:t>
+            </w:r>
+          </w:p>
         </w:tc>
       </w:tr>
       <w:tr>
         <w:tc>
           <w:tcPr>
-            <w:tcW w:w="2789" w:type="dxa"/>
+            <w:tcW w:w="2122" w:type="dxa"/>
+          </w:tcPr>
+          <w:p>
+            <w:r>
+              <w:t>Get</w:t>
+            </w:r>
+          </w:p>
+        </w:tc>
+        <w:tc>
+          <w:tcPr>
+            <w:tcW w:w="1701" w:type="dxa"/>
+          </w:tcPr>
+          <w:p>
+            <w:r>
+              <w:t>/api/usersprofile</w:t>
+            </w:r>
+          </w:p>
+        </w:tc>
+        <w:tc>
+          <w:tcPr>
+            <w:tcW w:w="2268" w:type="dxa"/>
           </w:tcPr>
           <w:p/>
         </w:tc>
         <w:tc>
           <w:tcPr>
-            <w:tcW w:w="2789" w:type="dxa"/>
+            <w:tcW w:w="2268" w:type="dxa"/>
           </w:tcPr>
           <w:p/>
         </w:tc>
         <w:tc>
           <w:tcPr>
-            <w:tcW w:w="2790" w:type="dxa"/>
+            <w:tcW w:w="3265" w:type="dxa"/>
           </w:tcPr>
           <w:p/>
         </w:tc>
         <w:tc>
           <w:tcPr>
-            <w:tcW w:w="2790" w:type="dxa"/>
-          </w:tcPr>
-          <w:p/>
-        </w:tc>
-        <w:tc>
-          <w:tcPr>
-            <w:tcW w:w="2790" w:type="dxa"/>
+            <w:tcW w:w="3685" w:type="dxa"/>
           </w:tcPr>
           <w:p/>
         </w:tc>
@@ -361,63 +376,41 @@
       <w:tr>
         <w:tc>
           <w:tcPr>
-            <w:tcW w:w="2789" w:type="dxa"/>
+            <w:tcW w:w="2122" w:type="dxa"/>
+          </w:tcPr>
+          <w:p>
+            <w:r>
+              <w:t>Put</w:t>
+            </w:r>
+          </w:p>
+        </w:tc>
+        <w:tc>
+          <w:tcPr>
+            <w:tcW w:w="1701" w:type="dxa"/>
           </w:tcPr>
           <w:p/>
         </w:tc>
         <w:tc>
           <w:tcPr>
-            <w:tcW w:w="2789" w:type="dxa"/>
+            <w:tcW w:w="2268" w:type="dxa"/>
           </w:tcPr>
           <w:p/>
         </w:tc>
         <w:tc>
           <w:tcPr>
-            <w:tcW w:w="2790" w:type="dxa"/>
+            <w:tcW w:w="2268" w:type="dxa"/>
           </w:tcPr>
           <w:p/>
         </w:tc>
         <w:tc>
           <w:tcPr>
-            <w:tcW w:w="2790" w:type="dxa"/>
+            <w:tcW w:w="3265" w:type="dxa"/>
           </w:tcPr>
           <w:p/>
         </w:tc>
         <w:tc>
           <w:tcPr>
-            <w:tcW w:w="2790" w:type="dxa"/>
-          </w:tcPr>
-          <w:p/>
-        </w:tc>
-      </w:tr>
-      <w:tr>
-        <w:tc>
-          <w:tcPr>
-            <w:tcW w:w="2789" w:type="dxa"/>
-          </w:tcPr>
-          <w:p/>
-        </w:tc>
-        <w:tc>
-          <w:tcPr>
-            <w:tcW w:w="2789" w:type="dxa"/>
-          </w:tcPr>
-          <w:p/>
-        </w:tc>
-        <w:tc>
-          <w:tcPr>
-            <w:tcW w:w="2790" w:type="dxa"/>
-          </w:tcPr>
-          <w:p/>
-        </w:tc>
-        <w:tc>
-          <w:tcPr>
-            <w:tcW w:w="2790" w:type="dxa"/>
-          </w:tcPr>
-          <w:p/>
-        </w:tc>
-        <w:tc>
-          <w:tcPr>
-            <w:tcW w:w="2790" w:type="dxa"/>
+            <w:tcW w:w="3685" w:type="dxa"/>
           </w:tcPr>
           <w:p/>
         </w:tc>

--- a/docs/API Endpoint plan.docx
+++ b/docs/API Endpoint plan.docx
@@ -252,12 +252,12 @@
         <w:tblLook w:val="04A0" w:firstRow="1" w:lastRow="0" w:firstColumn="1" w:lastColumn="0" w:noHBand="0" w:noVBand="1"/>
       </w:tblPr>
       <w:tblGrid>
-        <w:gridCol w:w="2092"/>
-        <w:gridCol w:w="1906"/>
-        <w:gridCol w:w="2246"/>
-        <w:gridCol w:w="2237"/>
-        <w:gridCol w:w="3207"/>
-        <w:gridCol w:w="3621"/>
+        <w:gridCol w:w="1422"/>
+        <w:gridCol w:w="2005"/>
+        <w:gridCol w:w="1891"/>
+        <w:gridCol w:w="1891"/>
+        <w:gridCol w:w="5707"/>
+        <w:gridCol w:w="2393"/>
       </w:tblGrid>
       <w:tr>
         <w:tc>
@@ -352,25 +352,44 @@
           <w:tcPr>
             <w:tcW w:w="2268" w:type="dxa"/>
           </w:tcPr>
-          <w:p/>
+          <w:p>
+            <w:r>
+              <w:t xml:space="preserve">This will return the profile details of the </w:t>
+            </w:r>
+            <w:r>
+              <w:t>recently authenticated user</w:t>
+            </w:r>
+          </w:p>
         </w:tc>
         <w:tc>
           <w:tcPr>
             <w:tcW w:w="2268" w:type="dxa"/>
           </w:tcPr>
-          <w:p/>
+          <w:p>
+            <w:r>
+              <w:t>Any authenticated user</w:t>
+            </w:r>
+          </w:p>
         </w:tc>
         <w:tc>
           <w:tcPr>
             <w:tcW w:w="3265" w:type="dxa"/>
           </w:tcPr>
-          <w:p/>
+          <w:p>
+            <w:r>
+              <w:t>None</w:t>
+            </w:r>
+          </w:p>
         </w:tc>
         <w:tc>
           <w:tcPr>
             <w:tcW w:w="3685" w:type="dxa"/>
           </w:tcPr>
-          <w:p/>
+          <w:p>
+            <w:r>
+              <w:t>200 OK, 401 Unauthorised</w:t>
+            </w:r>
+          </w:p>
         </w:tc>
       </w:tr>
       <w:tr>
@@ -388,31 +407,57 @@
           <w:tcPr>
             <w:tcW w:w="1701" w:type="dxa"/>
           </w:tcPr>
-          <w:p/>
+          <w:p>
+            <w:r>
+              <w:t>/Api/users/profile</w:t>
+            </w:r>
+          </w:p>
         </w:tc>
         <w:tc>
           <w:tcPr>
             <w:tcW w:w="2268" w:type="dxa"/>
           </w:tcPr>
-          <w:p/>
+          <w:p>
+            <w:r>
+              <w:t>Updates the profile details of the recently authenticated user</w:t>
+            </w:r>
+          </w:p>
         </w:tc>
         <w:tc>
           <w:tcPr>
             <w:tcW w:w="2268" w:type="dxa"/>
           </w:tcPr>
-          <w:p/>
+          <w:p>
+            <w:r>
+              <w:t>Any authenticated user</w:t>
+            </w:r>
+          </w:p>
         </w:tc>
         <w:tc>
           <w:tcPr>
             <w:tcW w:w="3265" w:type="dxa"/>
           </w:tcPr>
-          <w:p/>
+          <w:p>
+            <w:r>
+              <w:t>FirstName,LastName,phoneNumber</w:t>
+            </w:r>
+            <w:r>
+              <w:t>,profilePictureRL</w:t>
+            </w:r>
+          </w:p>
         </w:tc>
         <w:tc>
           <w:tcPr>
             <w:tcW w:w="3685" w:type="dxa"/>
           </w:tcPr>
-          <w:p/>
+          <w:p>
+            <w:r>
+              <w:t xml:space="preserve">200 OK,400 Bad Request,401 </w:t>
+            </w:r>
+            <w:r>
+              <w:t>Unauthorized</w:t>
+            </w:r>
+          </w:p>
         </w:tc>
       </w:tr>
     </w:tbl>

--- a/docs/API Endpoint plan.docx
+++ b/docs/API Endpoint plan.docx
@@ -456,6 +456,217 @@
             </w:r>
             <w:r>
               <w:t>Unauthorized</w:t>
+            </w:r>
+          </w:p>
+        </w:tc>
+      </w:tr>
+    </w:tbl>
+    <w:p>
+      <w:r>
+        <w:lastRenderedPageBreak/>
+        <w:t>Step 3</w:t>
+      </w:r>
+      <w:r>
+        <w:t xml:space="preserve"> - Events</w:t>
+      </w:r>
+    </w:p>
+    <w:tbl>
+      <w:tblPr>
+        <w:tblStyle w:val="TableGrid"/>
+        <w:tblW w:w="15309" w:type="dxa"/>
+        <w:tblInd w:w="-5" w:type="dxa"/>
+        <w:tblLook w:val="04A0" w:firstRow="1" w:lastRow="0" w:firstColumn="1" w:lastColumn="0" w:noHBand="0" w:noVBand="1"/>
+      </w:tblPr>
+      <w:tblGrid>
+        <w:gridCol w:w="1422"/>
+        <w:gridCol w:w="2005"/>
+        <w:gridCol w:w="1891"/>
+        <w:gridCol w:w="1891"/>
+        <w:gridCol w:w="5707"/>
+        <w:gridCol w:w="2393"/>
+      </w:tblGrid>
+      <w:tr>
+        <w:tc>
+          <w:tcPr>
+            <w:tcW w:w="2122" w:type="dxa"/>
+          </w:tcPr>
+          <w:p>
+            <w:r>
+              <w:t>Http Method</w:t>
+            </w:r>
+          </w:p>
+        </w:tc>
+        <w:tc>
+          <w:tcPr>
+            <w:tcW w:w="1701" w:type="dxa"/>
+          </w:tcPr>
+          <w:p>
+            <w:r>
+              <w:t>Route</w:t>
+            </w:r>
+          </w:p>
+        </w:tc>
+        <w:tc>
+          <w:tcPr>
+            <w:tcW w:w="2268" w:type="dxa"/>
+          </w:tcPr>
+          <w:p>
+            <w:r>
+              <w:t>Description</w:t>
+            </w:r>
+          </w:p>
+        </w:tc>
+        <w:tc>
+          <w:tcPr>
+            <w:tcW w:w="2268" w:type="dxa"/>
+          </w:tcPr>
+          <w:p>
+            <w:r>
+              <w:t>Role required</w:t>
+            </w:r>
+          </w:p>
+        </w:tc>
+        <w:tc>
+          <w:tcPr>
+            <w:tcW w:w="3265" w:type="dxa"/>
+          </w:tcPr>
+          <w:p>
+            <w:r>
+              <w:t>Request Body</w:t>
+            </w:r>
+          </w:p>
+        </w:tc>
+        <w:tc>
+          <w:tcPr>
+            <w:tcW w:w="3685" w:type="dxa"/>
+          </w:tcPr>
+          <w:p>
+            <w:r>
+              <w:t xml:space="preserve">Expected Response </w:t>
+            </w:r>
+          </w:p>
+        </w:tc>
+      </w:tr>
+      <w:tr>
+        <w:tc>
+          <w:tcPr>
+            <w:tcW w:w="2122" w:type="dxa"/>
+          </w:tcPr>
+          <w:p>
+            <w:r>
+              <w:t>Get</w:t>
+            </w:r>
+          </w:p>
+        </w:tc>
+        <w:tc>
+          <w:tcPr>
+            <w:tcW w:w="1701" w:type="dxa"/>
+          </w:tcPr>
+          <w:p>
+            <w:r>
+              <w:t>/api/usersprofile</w:t>
+            </w:r>
+          </w:p>
+        </w:tc>
+        <w:tc>
+          <w:tcPr>
+            <w:tcW w:w="2268" w:type="dxa"/>
+          </w:tcPr>
+          <w:p>
+            <w:r>
+              <w:t>This will return the profile details of the recently authenticated user</w:t>
+            </w:r>
+          </w:p>
+        </w:tc>
+        <w:tc>
+          <w:tcPr>
+            <w:tcW w:w="2268" w:type="dxa"/>
+          </w:tcPr>
+          <w:p>
+            <w:r>
+              <w:t>Any authenticated user</w:t>
+            </w:r>
+          </w:p>
+        </w:tc>
+        <w:tc>
+          <w:tcPr>
+            <w:tcW w:w="3265" w:type="dxa"/>
+          </w:tcPr>
+          <w:p>
+            <w:r>
+              <w:t>None</w:t>
+            </w:r>
+          </w:p>
+        </w:tc>
+        <w:tc>
+          <w:tcPr>
+            <w:tcW w:w="3685" w:type="dxa"/>
+          </w:tcPr>
+          <w:p>
+            <w:r>
+              <w:t>200 OK, 401 Unauthorised</w:t>
+            </w:r>
+          </w:p>
+        </w:tc>
+      </w:tr>
+      <w:tr>
+        <w:tc>
+          <w:tcPr>
+            <w:tcW w:w="2122" w:type="dxa"/>
+          </w:tcPr>
+          <w:p>
+            <w:r>
+              <w:t>Put</w:t>
+            </w:r>
+          </w:p>
+        </w:tc>
+        <w:tc>
+          <w:tcPr>
+            <w:tcW w:w="1701" w:type="dxa"/>
+          </w:tcPr>
+          <w:p>
+            <w:r>
+              <w:t>/Api/users/profile</w:t>
+            </w:r>
+          </w:p>
+        </w:tc>
+        <w:tc>
+          <w:tcPr>
+            <w:tcW w:w="2268" w:type="dxa"/>
+          </w:tcPr>
+          <w:p>
+            <w:r>
+              <w:t>Updates the profile details of the recently authenticated user</w:t>
+            </w:r>
+          </w:p>
+        </w:tc>
+        <w:tc>
+          <w:tcPr>
+            <w:tcW w:w="2268" w:type="dxa"/>
+          </w:tcPr>
+          <w:p>
+            <w:r>
+              <w:t>Any authenticated user</w:t>
+            </w:r>
+          </w:p>
+        </w:tc>
+        <w:tc>
+          <w:tcPr>
+            <w:tcW w:w="3265" w:type="dxa"/>
+          </w:tcPr>
+          <w:p>
+            <w:r>
+              <w:t>FirstName,LastName,phoneNumber,profilePictureRL</w:t>
+            </w:r>
+          </w:p>
+        </w:tc>
+        <w:tc>
+          <w:tcPr>
+            <w:tcW w:w="3685" w:type="dxa"/>
+          </w:tcPr>
+          <w:p>
+            <w:r>
+              <w:t>200 OK,400 Bad Request,401 Unauthorized</w:t>
             </w:r>
           </w:p>
         </w:tc>
@@ -872,6 +1083,7 @@
   <w:style w:type="paragraph" w:default="1" w:styleId="Normal">
     <w:name w:val="Normal"/>
     <w:qFormat/>
+    <w:rsid w:val="00D36BD3"/>
   </w:style>
   <w:style w:type="paragraph" w:styleId="Heading1">
     <w:name w:val="heading 1"/>

--- a/docs/API Endpoint plan.docx
+++ b/docs/API Endpoint plan.docx
@@ -103,7 +103,15 @@
           </w:tcPr>
           <w:p>
             <w:r>
-              <w:t>/api/auth</w:t>
+              <w:t>/</w:t>
+            </w:r>
+            <w:proofErr w:type="spellStart"/>
+            <w:r>
+              <w:t>api</w:t>
+            </w:r>
+            <w:proofErr w:type="spellEnd"/>
+            <w:r>
+              <w:t>/auth</w:t>
             </w:r>
             <w:r>
               <w:t>/register</w:t>
@@ -116,7 +124,15 @@
           </w:tcPr>
           <w:p>
             <w:r>
-              <w:t>Will register a new raceday user account</w:t>
+              <w:t xml:space="preserve">Will register a new </w:t>
+            </w:r>
+            <w:proofErr w:type="spellStart"/>
+            <w:r>
+              <w:t>raceday</w:t>
+            </w:r>
+            <w:proofErr w:type="spellEnd"/>
+            <w:r>
+              <w:t xml:space="preserve"> user account</w:t>
             </w:r>
           </w:p>
         </w:tc>
@@ -136,7 +152,20 @@
           </w:tcPr>
           <w:p>
             <w:r>
-              <w:t>FirstName, lastName,email,phoneNumber, password, role</w:t>
+              <w:t xml:space="preserve">FirstName, </w:t>
+            </w:r>
+            <w:proofErr w:type="spellStart"/>
+            <w:proofErr w:type="gramStart"/>
+            <w:r>
+              <w:t>lastName,email</w:t>
+            </w:r>
+            <w:proofErr w:type="gramEnd"/>
+            <w:r>
+              <w:t>,phoneNumber</w:t>
+            </w:r>
+            <w:proofErr w:type="spellEnd"/>
+            <w:r>
+              <w:t>, password, role</w:t>
             </w:r>
           </w:p>
         </w:tc>
@@ -177,7 +206,15 @@
           </w:tcPr>
           <w:p>
             <w:r>
-              <w:t>/api/auth/login</w:t>
+              <w:t>/</w:t>
+            </w:r>
+            <w:proofErr w:type="spellStart"/>
+            <w:r>
+              <w:t>api</w:t>
+            </w:r>
+            <w:proofErr w:type="spellEnd"/>
+            <w:r>
+              <w:t>/auth/login</w:t>
             </w:r>
           </w:p>
         </w:tc>
@@ -344,8 +381,21 @@
           </w:tcPr>
           <w:p>
             <w:r>
-              <w:t>/api/usersprofile</w:t>
-            </w:r>
+              <w:t>/</w:t>
+            </w:r>
+            <w:proofErr w:type="spellStart"/>
+            <w:r>
+              <w:t>api</w:t>
+            </w:r>
+            <w:proofErr w:type="spellEnd"/>
+            <w:r>
+              <w:t>/</w:t>
+            </w:r>
+            <w:proofErr w:type="spellStart"/>
+            <w:r>
+              <w:t>usersprofile</w:t>
+            </w:r>
+            <w:proofErr w:type="spellEnd"/>
           </w:p>
         </w:tc>
         <w:tc>
@@ -438,12 +488,24 @@
             <w:tcW w:w="3265" w:type="dxa"/>
           </w:tcPr>
           <w:p>
-            <w:r>
-              <w:t>FirstName,LastName,phoneNumber</w:t>
+            <w:proofErr w:type="spellStart"/>
+            <w:proofErr w:type="gramStart"/>
+            <w:r>
+              <w:t>FirstName,LastName</w:t>
+            </w:r>
+            <w:proofErr w:type="gramEnd"/>
+            <w:r>
+              <w:t>,</w:t>
+            </w:r>
+            <w:proofErr w:type="gramStart"/>
+            <w:r>
+              <w:t>phoneNumber</w:t>
             </w:r>
             <w:r>
               <w:t>,profilePictureRL</w:t>
             </w:r>
+            <w:proofErr w:type="spellEnd"/>
+            <w:proofErr w:type="gramEnd"/>
           </w:p>
         </w:tc>
         <w:tc>
@@ -488,7 +550,7 @@
       <w:tr>
         <w:tc>
           <w:tcPr>
-            <w:tcW w:w="2122" w:type="dxa"/>
+            <w:tcW w:w="1422" w:type="dxa"/>
           </w:tcPr>
           <w:p>
             <w:r>
@@ -498,7 +560,7 @@
         </w:tc>
         <w:tc>
           <w:tcPr>
-            <w:tcW w:w="1701" w:type="dxa"/>
+            <w:tcW w:w="2005" w:type="dxa"/>
           </w:tcPr>
           <w:p>
             <w:r>
@@ -508,7 +570,7 @@
         </w:tc>
         <w:tc>
           <w:tcPr>
-            <w:tcW w:w="2268" w:type="dxa"/>
+            <w:tcW w:w="1891" w:type="dxa"/>
           </w:tcPr>
           <w:p>
             <w:r>
@@ -518,7 +580,7 @@
         </w:tc>
         <w:tc>
           <w:tcPr>
-            <w:tcW w:w="2268" w:type="dxa"/>
+            <w:tcW w:w="1891" w:type="dxa"/>
           </w:tcPr>
           <w:p>
             <w:r>
@@ -528,7 +590,7 @@
         </w:tc>
         <w:tc>
           <w:tcPr>
-            <w:tcW w:w="3265" w:type="dxa"/>
+            <w:tcW w:w="5707" w:type="dxa"/>
           </w:tcPr>
           <w:p>
             <w:r>
@@ -538,7 +600,7 @@
         </w:tc>
         <w:tc>
           <w:tcPr>
-            <w:tcW w:w="3685" w:type="dxa"/>
+            <w:tcW w:w="2393" w:type="dxa"/>
           </w:tcPr>
           <w:p>
             <w:r>
@@ -550,7 +612,7 @@
       <w:tr>
         <w:tc>
           <w:tcPr>
-            <w:tcW w:w="2122" w:type="dxa"/>
+            <w:tcW w:w="1422" w:type="dxa"/>
           </w:tcPr>
           <w:p>
             <w:r>
@@ -560,17 +622,30 @@
         </w:tc>
         <w:tc>
           <w:tcPr>
-            <w:tcW w:w="1701" w:type="dxa"/>
-          </w:tcPr>
-          <w:p>
-            <w:r>
-              <w:t>/api/usersprofile</w:t>
-            </w:r>
-          </w:p>
-        </w:tc>
-        <w:tc>
-          <w:tcPr>
-            <w:tcW w:w="2268" w:type="dxa"/>
+            <w:tcW w:w="2005" w:type="dxa"/>
+          </w:tcPr>
+          <w:p>
+            <w:r>
+              <w:t>/</w:t>
+            </w:r>
+            <w:proofErr w:type="spellStart"/>
+            <w:r>
+              <w:t>api</w:t>
+            </w:r>
+            <w:proofErr w:type="spellEnd"/>
+            <w:r>
+              <w:t>/</w:t>
+            </w:r>
+            <w:proofErr w:type="spellStart"/>
+            <w:r>
+              <w:t>usersprofile</w:t>
+            </w:r>
+            <w:proofErr w:type="spellEnd"/>
+          </w:p>
+        </w:tc>
+        <w:tc>
+          <w:tcPr>
+            <w:tcW w:w="1891" w:type="dxa"/>
           </w:tcPr>
           <w:p>
             <w:r>
@@ -580,7 +655,7 @@
         </w:tc>
         <w:tc>
           <w:tcPr>
-            <w:tcW w:w="2268" w:type="dxa"/>
+            <w:tcW w:w="1891" w:type="dxa"/>
           </w:tcPr>
           <w:p>
             <w:r>
@@ -590,7 +665,7 @@
         </w:tc>
         <w:tc>
           <w:tcPr>
-            <w:tcW w:w="3265" w:type="dxa"/>
+            <w:tcW w:w="5707" w:type="dxa"/>
           </w:tcPr>
           <w:p>
             <w:r>
@@ -600,7 +675,7 @@
         </w:tc>
         <w:tc>
           <w:tcPr>
-            <w:tcW w:w="3685" w:type="dxa"/>
+            <w:tcW w:w="2393" w:type="dxa"/>
           </w:tcPr>
           <w:p>
             <w:r>
@@ -612,7 +687,83 @@
       <w:tr>
         <w:tc>
           <w:tcPr>
-            <w:tcW w:w="2122" w:type="dxa"/>
+            <w:tcW w:w="1422" w:type="dxa"/>
+          </w:tcPr>
+          <w:p/>
+        </w:tc>
+        <w:tc>
+          <w:tcPr>
+            <w:tcW w:w="2005" w:type="dxa"/>
+          </w:tcPr>
+          <w:p/>
+        </w:tc>
+        <w:tc>
+          <w:tcPr>
+            <w:tcW w:w="1891" w:type="dxa"/>
+          </w:tcPr>
+          <w:p/>
+        </w:tc>
+        <w:tc>
+          <w:tcPr>
+            <w:tcW w:w="1891" w:type="dxa"/>
+          </w:tcPr>
+          <w:p/>
+        </w:tc>
+        <w:tc>
+          <w:tcPr>
+            <w:tcW w:w="5707" w:type="dxa"/>
+          </w:tcPr>
+          <w:p/>
+        </w:tc>
+        <w:tc>
+          <w:tcPr>
+            <w:tcW w:w="2393" w:type="dxa"/>
+          </w:tcPr>
+          <w:p/>
+        </w:tc>
+      </w:tr>
+      <w:tr>
+        <w:tc>
+          <w:tcPr>
+            <w:tcW w:w="1422" w:type="dxa"/>
+          </w:tcPr>
+          <w:p/>
+        </w:tc>
+        <w:tc>
+          <w:tcPr>
+            <w:tcW w:w="2005" w:type="dxa"/>
+          </w:tcPr>
+          <w:p/>
+        </w:tc>
+        <w:tc>
+          <w:tcPr>
+            <w:tcW w:w="1891" w:type="dxa"/>
+          </w:tcPr>
+          <w:p/>
+        </w:tc>
+        <w:tc>
+          <w:tcPr>
+            <w:tcW w:w="1891" w:type="dxa"/>
+          </w:tcPr>
+          <w:p/>
+        </w:tc>
+        <w:tc>
+          <w:tcPr>
+            <w:tcW w:w="5707" w:type="dxa"/>
+          </w:tcPr>
+          <w:p/>
+        </w:tc>
+        <w:tc>
+          <w:tcPr>
+            <w:tcW w:w="2393" w:type="dxa"/>
+          </w:tcPr>
+          <w:p/>
+        </w:tc>
+      </w:tr>
+      <w:tr>
+        <w:tc>
+          <w:tcPr>
+            <w:tcW w:w="1422" w:type="dxa"/>
           </w:tcPr>
           <w:p>
             <w:r>
@@ -622,7 +773,7 @@
         </w:tc>
         <w:tc>
           <w:tcPr>
-            <w:tcW w:w="1701" w:type="dxa"/>
+            <w:tcW w:w="2005" w:type="dxa"/>
           </w:tcPr>
           <w:p>
             <w:r>
@@ -632,7 +783,7 @@
         </w:tc>
         <w:tc>
           <w:tcPr>
-            <w:tcW w:w="2268" w:type="dxa"/>
+            <w:tcW w:w="1891" w:type="dxa"/>
           </w:tcPr>
           <w:p>
             <w:r>
@@ -642,7 +793,7 @@
         </w:tc>
         <w:tc>
           <w:tcPr>
-            <w:tcW w:w="2268" w:type="dxa"/>
+            <w:tcW w:w="1891" w:type="dxa"/>
           </w:tcPr>
           <w:p>
             <w:r>
@@ -652,17 +803,13 @@
         </w:tc>
         <w:tc>
           <w:tcPr>
-            <w:tcW w:w="3265" w:type="dxa"/>
-          </w:tcPr>
-          <w:p>
-            <w:r>
-              <w:t>FirstName,LastName,phoneNumber,profilePictureRL</w:t>
-            </w:r>
-          </w:p>
-        </w:tc>
-        <w:tc>
-          <w:tcPr>
-            <w:tcW w:w="3685" w:type="dxa"/>
+            <w:tcW w:w="5707" w:type="dxa"/>
+          </w:tcPr>
+          <w:p/>
+        </w:tc>
+        <w:tc>
+          <w:tcPr>
+            <w:tcW w:w="2393" w:type="dxa"/>
           </w:tcPr>
           <w:p>
             <w:r>

--- a/docs/API Endpoint plan.docx
+++ b/docs/API Endpoint plan.docx
@@ -682,6 +682,44 @@
               <w:t>200 OK, 401 Unauthorised</w:t>
             </w:r>
           </w:p>
+        </w:tc>
+      </w:tr>
+      <w:tr>
+        <w:tc>
+          <w:tcPr>
+            <w:tcW w:w="1422" w:type="dxa"/>
+          </w:tcPr>
+          <w:p/>
+        </w:tc>
+        <w:tc>
+          <w:tcPr>
+            <w:tcW w:w="2005" w:type="dxa"/>
+          </w:tcPr>
+          <w:p/>
+        </w:tc>
+        <w:tc>
+          <w:tcPr>
+            <w:tcW w:w="1891" w:type="dxa"/>
+          </w:tcPr>
+          <w:p/>
+        </w:tc>
+        <w:tc>
+          <w:tcPr>
+            <w:tcW w:w="1891" w:type="dxa"/>
+          </w:tcPr>
+          <w:p/>
+        </w:tc>
+        <w:tc>
+          <w:tcPr>
+            <w:tcW w:w="5707" w:type="dxa"/>
+          </w:tcPr>
+          <w:p/>
+        </w:tc>
+        <w:tc>
+          <w:tcPr>
+            <w:tcW w:w="2393" w:type="dxa"/>
+          </w:tcPr>
+          <w:p/>
         </w:tc>
       </w:tr>
       <w:tr>

--- a/docs/API Endpoint plan.docx
+++ b/docs/API Endpoint plan.docx
@@ -103,15 +103,7 @@
           </w:tcPr>
           <w:p>
             <w:r>
-              <w:t>/</w:t>
-            </w:r>
-            <w:proofErr w:type="spellStart"/>
-            <w:r>
-              <w:t>api</w:t>
-            </w:r>
-            <w:proofErr w:type="spellEnd"/>
-            <w:r>
-              <w:t>/auth</w:t>
+              <w:t>/api/auth</w:t>
             </w:r>
             <w:r>
               <w:t>/register</w:t>
@@ -124,15 +116,7 @@
           </w:tcPr>
           <w:p>
             <w:r>
-              <w:t xml:space="preserve">Will register a new </w:t>
-            </w:r>
-            <w:proofErr w:type="spellStart"/>
-            <w:r>
-              <w:t>raceday</w:t>
-            </w:r>
-            <w:proofErr w:type="spellEnd"/>
-            <w:r>
-              <w:t xml:space="preserve"> user account</w:t>
+              <w:t>Will register a new raceday user account</w:t>
             </w:r>
           </w:p>
         </w:tc>
@@ -152,20 +136,7 @@
           </w:tcPr>
           <w:p>
             <w:r>
-              <w:t xml:space="preserve">FirstName, </w:t>
-            </w:r>
-            <w:proofErr w:type="spellStart"/>
-            <w:proofErr w:type="gramStart"/>
-            <w:r>
-              <w:t>lastName,email</w:t>
-            </w:r>
-            <w:proofErr w:type="gramEnd"/>
-            <w:r>
-              <w:t>,phoneNumber</w:t>
-            </w:r>
-            <w:proofErr w:type="spellEnd"/>
-            <w:r>
-              <w:t>, password, role</w:t>
+              <w:t>FirstName, lastName,email,phoneNumber, password, role</w:t>
             </w:r>
           </w:p>
         </w:tc>
@@ -206,15 +177,7 @@
           </w:tcPr>
           <w:p>
             <w:r>
-              <w:t>/</w:t>
-            </w:r>
-            <w:proofErr w:type="spellStart"/>
-            <w:r>
-              <w:t>api</w:t>
-            </w:r>
-            <w:proofErr w:type="spellEnd"/>
-            <w:r>
-              <w:t>/auth/login</w:t>
+              <w:t>/api/auth/login</w:t>
             </w:r>
           </w:p>
         </w:tc>
@@ -371,7 +334,10 @@
           </w:tcPr>
           <w:p>
             <w:r>
-              <w:t>Get</w:t>
+              <w:t>G</w:t>
+            </w:r>
+            <w:r>
+              <w:t>ET</w:t>
             </w:r>
           </w:p>
         </w:tc>
@@ -381,21 +347,8 @@
           </w:tcPr>
           <w:p>
             <w:r>
-              <w:t>/</w:t>
-            </w:r>
-            <w:proofErr w:type="spellStart"/>
-            <w:r>
-              <w:t>api</w:t>
-            </w:r>
-            <w:proofErr w:type="spellEnd"/>
-            <w:r>
-              <w:t>/</w:t>
-            </w:r>
-            <w:proofErr w:type="spellStart"/>
-            <w:r>
-              <w:t>usersprofile</w:t>
-            </w:r>
-            <w:proofErr w:type="spellEnd"/>
+              <w:t>/api/usersprofile</w:t>
+            </w:r>
           </w:p>
         </w:tc>
         <w:tc>
@@ -449,7 +402,10 @@
           </w:tcPr>
           <w:p>
             <w:r>
-              <w:t>Put</w:t>
+              <w:t>P</w:t>
+            </w:r>
+            <w:r>
+              <w:t>UT</w:t>
             </w:r>
           </w:p>
         </w:tc>
@@ -488,24 +444,12 @@
             <w:tcW w:w="3265" w:type="dxa"/>
           </w:tcPr>
           <w:p>
-            <w:proofErr w:type="spellStart"/>
-            <w:proofErr w:type="gramStart"/>
-            <w:r>
-              <w:t>FirstName,LastName</w:t>
-            </w:r>
-            <w:proofErr w:type="gramEnd"/>
-            <w:r>
-              <w:t>,</w:t>
-            </w:r>
-            <w:proofErr w:type="gramStart"/>
-            <w:r>
-              <w:t>phoneNumber</w:t>
+            <w:r>
+              <w:t>FirstName,LastName,phoneNumber</w:t>
             </w:r>
             <w:r>
               <w:t>,profilePictureRL</w:t>
             </w:r>
-            <w:proofErr w:type="spellEnd"/>
-            <w:proofErr w:type="gramEnd"/>
           </w:p>
         </w:tc>
         <w:tc>
@@ -616,7 +560,10 @@
           </w:tcPr>
           <w:p>
             <w:r>
-              <w:t>Get</w:t>
+              <w:t>G</w:t>
+            </w:r>
+            <w:r>
+              <w:t>ET</w:t>
             </w:r>
           </w:p>
         </w:tc>
@@ -626,21 +573,11 @@
           </w:tcPr>
           <w:p>
             <w:r>
-              <w:t>/</w:t>
-            </w:r>
-            <w:proofErr w:type="spellStart"/>
-            <w:r>
-              <w:t>api</w:t>
-            </w:r>
-            <w:proofErr w:type="spellEnd"/>
-            <w:r>
-              <w:t>/</w:t>
-            </w:r>
-            <w:proofErr w:type="spellStart"/>
-            <w:r>
-              <w:t>usersprofile</w:t>
-            </w:r>
-            <w:proofErr w:type="spellEnd"/>
+              <w:t>/api/</w:t>
+            </w:r>
+            <w:r>
+              <w:t>events</w:t>
+            </w:r>
           </w:p>
         </w:tc>
         <w:tc>
@@ -649,7 +586,7 @@
           </w:tcPr>
           <w:p>
             <w:r>
-              <w:t>This will return the profile details of the recently authenticated user</w:t>
+              <w:t>will return all the available RaceDay Events</w:t>
             </w:r>
           </w:p>
         </w:tc>
@@ -659,7 +596,7 @@
           </w:tcPr>
           <w:p>
             <w:r>
-              <w:t>Any authenticated user</w:t>
+              <w:t>Public</w:t>
             </w:r>
           </w:p>
         </w:tc>
@@ -679,7 +616,7 @@
           </w:tcPr>
           <w:p>
             <w:r>
-              <w:t>200 OK, 401 Unauthorised</w:t>
+              <w:t>200 OK</w:t>
             </w:r>
           </w:p>
         </w:tc>
@@ -689,37 +626,64 @@
           <w:tcPr>
             <w:tcW w:w="1422" w:type="dxa"/>
           </w:tcPr>
-          <w:p/>
+          <w:p>
+            <w:r>
+              <w:t>GET</w:t>
+            </w:r>
+          </w:p>
         </w:tc>
         <w:tc>
           <w:tcPr>
             <w:tcW w:w="2005" w:type="dxa"/>
           </w:tcPr>
-          <w:p/>
+          <w:p>
+            <w:r>
+              <w:t>/api/event/{id}</w:t>
+            </w:r>
+          </w:p>
         </w:tc>
         <w:tc>
           <w:tcPr>
             <w:tcW w:w="1891" w:type="dxa"/>
           </w:tcPr>
-          <w:p/>
+          <w:p>
+            <w:r>
+              <w:t xml:space="preserve">Returns the details of a specific </w:t>
+            </w:r>
+            <w:r>
+              <w:t>event using the given event ID</w:t>
+            </w:r>
+          </w:p>
         </w:tc>
         <w:tc>
           <w:tcPr>
             <w:tcW w:w="1891" w:type="dxa"/>
           </w:tcPr>
-          <w:p/>
+          <w:p>
+            <w:r>
+              <w:t>Public</w:t>
+            </w:r>
+          </w:p>
         </w:tc>
         <w:tc>
           <w:tcPr>
             <w:tcW w:w="5707" w:type="dxa"/>
           </w:tcPr>
-          <w:p/>
+          <w:p>
+            <w:r>
+              <w:t>None</w:t>
+            </w:r>
+          </w:p>
         </w:tc>
         <w:tc>
           <w:tcPr>
             <w:tcW w:w="2393" w:type="dxa"/>
           </w:tcPr>
-          <w:p/>
+          <w:p>
+            <w:r>
+              <w:t>200 OK,404 Not Found</w:t>
+            </w:r>
+          </w:p>
         </w:tc>
       </w:tr>
       <w:tr>
@@ -727,37 +691,70 @@
           <w:tcPr>
             <w:tcW w:w="1422" w:type="dxa"/>
           </w:tcPr>
-          <w:p/>
+          <w:p>
+            <w:r>
+              <w:t>POST</w:t>
+            </w:r>
+          </w:p>
         </w:tc>
         <w:tc>
           <w:tcPr>
             <w:tcW w:w="2005" w:type="dxa"/>
           </w:tcPr>
-          <w:p/>
+          <w:p>
+            <w:r>
+              <w:t>/api/events</w:t>
+            </w:r>
+          </w:p>
         </w:tc>
         <w:tc>
           <w:tcPr>
             <w:tcW w:w="1891" w:type="dxa"/>
           </w:tcPr>
-          <w:p/>
+          <w:p>
+            <w:r>
+              <w:t>Create a</w:t>
+            </w:r>
+            <w:r>
+              <w:t xml:space="preserve"> new RaceDay event</w:t>
+            </w:r>
+          </w:p>
         </w:tc>
         <w:tc>
           <w:tcPr>
             <w:tcW w:w="1891" w:type="dxa"/>
           </w:tcPr>
-          <w:p/>
+          <w:p>
+            <w:r>
+              <w:t>Organiser</w:t>
+            </w:r>
+          </w:p>
         </w:tc>
         <w:tc>
           <w:tcPr>
             <w:tcW w:w="5707" w:type="dxa"/>
           </w:tcPr>
-          <w:p/>
+          <w:p>
+            <w:r>
+              <w:t>{eventName, description.eventDate, location, distance</w:t>
+            </w:r>
+            <w:r>
+              <w:t>, eventTypeID, bannerImageURL}</w:t>
+            </w:r>
+          </w:p>
         </w:tc>
         <w:tc>
           <w:tcPr>
             <w:tcW w:w="2393" w:type="dxa"/>
           </w:tcPr>
-          <w:p/>
+          <w:p>
+            <w:r>
+              <w:t>201 Created,400 Bad Reqquest</w:t>
+            </w:r>
+            <w:r>
+              <w:t>,401 Unauthorized,403 Forbidden</w:t>
+            </w:r>
+          </w:p>
         </w:tc>
       </w:tr>
       <w:tr>
@@ -765,37 +762,67 @@
           <w:tcPr>
             <w:tcW w:w="1422" w:type="dxa"/>
           </w:tcPr>
-          <w:p/>
+          <w:p>
+            <w:r>
+              <w:t>PUT</w:t>
+            </w:r>
+          </w:p>
         </w:tc>
         <w:tc>
           <w:tcPr>
             <w:tcW w:w="2005" w:type="dxa"/>
           </w:tcPr>
-          <w:p/>
+          <w:p>
+            <w:r>
+              <w:t>/api/events/{id}</w:t>
+            </w:r>
+          </w:p>
         </w:tc>
         <w:tc>
           <w:tcPr>
             <w:tcW w:w="1891" w:type="dxa"/>
           </w:tcPr>
-          <w:p/>
+          <w:p>
+            <w:r>
+              <w:t>Updates an existing RaceDay event</w:t>
+            </w:r>
+          </w:p>
         </w:tc>
         <w:tc>
           <w:tcPr>
             <w:tcW w:w="1891" w:type="dxa"/>
           </w:tcPr>
-          <w:p/>
+          <w:p>
+            <w:r>
+              <w:t>Organiser</w:t>
+            </w:r>
+          </w:p>
         </w:tc>
         <w:tc>
           <w:tcPr>
             <w:tcW w:w="5707" w:type="dxa"/>
           </w:tcPr>
-          <w:p/>
+          <w:p>
+            <w:r>
+              <w:t xml:space="preserve">{ </w:t>
+            </w:r>
+            <w:r>
+              <w:t>eventName, description.eventDate, location, distance, eventTypeID, bannerImageURL}</w:t>
+            </w:r>
+          </w:p>
         </w:tc>
         <w:tc>
           <w:tcPr>
             <w:tcW w:w="2393" w:type="dxa"/>
           </w:tcPr>
-          <w:p/>
+          <w:p>
+            <w:r>
+              <w:t>201 Created,400 Bad Reqquest,401 Unauthorized,403 Forbidden</w:t>
+            </w:r>
+            <w:r>
+              <w:t>,404 Not Found</w:t>
+            </w:r>
+          </w:p>
         </w:tc>
       </w:tr>
       <w:tr>
@@ -805,7 +832,7 @@
           </w:tcPr>
           <w:p>
             <w:r>
-              <w:t>Put</w:t>
+              <w:t>DELETE</w:t>
             </w:r>
           </w:p>
         </w:tc>
@@ -815,7 +842,22 @@
           </w:tcPr>
           <w:p>
             <w:r>
-              <w:t>/Api/users/profile</w:t>
+              <w:t>/</w:t>
+            </w:r>
+            <w:r>
+              <w:t>a</w:t>
+            </w:r>
+            <w:r>
+              <w:t>pi/</w:t>
+            </w:r>
+            <w:r>
+              <w:t>events</w:t>
+            </w:r>
+            <w:r>
+              <w:t>/</w:t>
+            </w:r>
+            <w:r>
+              <w:t>{id}</w:t>
             </w:r>
           </w:p>
         </w:tc>
@@ -825,7 +867,7 @@
           </w:tcPr>
           <w:p>
             <w:r>
-              <w:t>Updates the profile details of the recently authenticated user</w:t>
+              <w:t>Deletes an existing RaceDay event</w:t>
             </w:r>
           </w:p>
         </w:tc>
@@ -835,7 +877,7 @@
           </w:tcPr>
           <w:p>
             <w:r>
-              <w:t>Any authenticated user</w:t>
+              <w:t>Organiser</w:t>
             </w:r>
           </w:p>
         </w:tc>
@@ -843,7 +885,11 @@
           <w:tcPr>
             <w:tcW w:w="5707" w:type="dxa"/>
           </w:tcPr>
-          <w:p/>
+          <w:p>
+            <w:r>
+              <w:t>None</w:t>
+            </w:r>
+          </w:p>
         </w:tc>
         <w:tc>
           <w:tcPr>
@@ -851,7 +897,13 @@
           </w:tcPr>
           <w:p>
             <w:r>
-              <w:t>200 OK,400 Bad Request,401 Unauthorized</w:t>
+              <w:t>200 OK,40</w:t>
+            </w:r>
+            <w:r>
+              <w:t>1 Unauthorized, 403 Forbidden</w:t>
+            </w:r>
+            <w:r>
+              <w:t>,404 Not found</w:t>
             </w:r>
           </w:p>
         </w:tc>

--- a/docs/API Endpoint plan.docx
+++ b/docs/API Endpoint plan.docx
@@ -116,7 +116,10 @@
           </w:tcPr>
           <w:p>
             <w:r>
-              <w:t>Will register a new raceday user account</w:t>
+              <w:t>R</w:t>
+            </w:r>
+            <w:r>
+              <w:t>egister a new raceday user account</w:t>
             </w:r>
           </w:p>
         </w:tc>
@@ -187,7 +190,10 @@
           </w:tcPr>
           <w:p>
             <w:r>
-              <w:t>Will authenticate a registered user and will return authentication details</w:t>
+              <w:t>A</w:t>
+            </w:r>
+            <w:r>
+              <w:t>uthenticate a registered user and will return authentication details</w:t>
             </w:r>
             <w:r>
               <w:t xml:space="preserve"> when the credentials are correct</w:t>

--- a/docs/API Endpoint plan.docx
+++ b/docs/API Endpoint plan.docx
@@ -644,7 +644,13 @@
           </w:tcPr>
           <w:p>
             <w:r>
-              <w:t>/api/event/{id}</w:t>
+              <w:t>/api/event</w:t>
+            </w:r>
+            <w:r>
+              <w:t>s</w:t>
+            </w:r>
+            <w:r>
+              <w:t>/{id}</w:t>
             </w:r>
           </w:p>
         </w:tc>
@@ -823,7 +829,22 @@
           </w:tcPr>
           <w:p>
             <w:r>
-              <w:t>201 Created,400 Bad Reqquest,401 Unauthorized,403 Forbidden</w:t>
+              <w:t>2</w:t>
+            </w:r>
+            <w:r>
+              <w:t>0</w:t>
+            </w:r>
+            <w:r>
+              <w:t>0</w:t>
+            </w:r>
+            <w:r>
+              <w:t xml:space="preserve"> </w:t>
+            </w:r>
+            <w:r>
+              <w:t>OK</w:t>
+            </w:r>
+            <w:r>
+              <w:t>,400 Bad Reqquest,401 Unauthorized,403 Forbidden</w:t>
             </w:r>
             <w:r>
               <w:t>,404 Not Found</w:t>

--- a/docs/API Endpoint plan.docx
+++ b/docs/API Endpoint plan.docx
@@ -937,6 +937,12 @@
       </w:tr>
     </w:tbl>
     <w:p/>
+    <w:p/>
+    <w:p>
+      <w:r>
+        <w:t>Step 4 - Categories</w:t>
+      </w:r>
+    </w:p>
     <w:sectPr>
       <w:pgSz w:w="16838" w:h="11906" w:orient="landscape"/>
       <w:pgMar w:top="1440" w:right="1440" w:bottom="1440" w:left="1440" w:header="708" w:footer="708" w:gutter="0"/>

--- a/docs/API Endpoint plan.docx
+++ b/docs/API Endpoint plan.docx
@@ -103,7 +103,15 @@
           </w:tcPr>
           <w:p>
             <w:r>
-              <w:t>/api/auth</w:t>
+              <w:t>/</w:t>
+            </w:r>
+            <w:proofErr w:type="spellStart"/>
+            <w:r>
+              <w:t>api</w:t>
+            </w:r>
+            <w:proofErr w:type="spellEnd"/>
+            <w:r>
+              <w:t>/auth</w:t>
             </w:r>
             <w:r>
               <w:t>/register</w:t>
@@ -119,7 +127,15 @@
               <w:t>R</w:t>
             </w:r>
             <w:r>
-              <w:t>egister a new raceday user account</w:t>
+              <w:t xml:space="preserve">egister a new </w:t>
+            </w:r>
+            <w:proofErr w:type="spellStart"/>
+            <w:r>
+              <w:t>raceday</w:t>
+            </w:r>
+            <w:proofErr w:type="spellEnd"/>
+            <w:r>
+              <w:t xml:space="preserve"> user account</w:t>
             </w:r>
           </w:p>
         </w:tc>
@@ -139,7 +155,20 @@
           </w:tcPr>
           <w:p>
             <w:r>
-              <w:t>FirstName, lastName,email,phoneNumber, password, role</w:t>
+              <w:t xml:space="preserve">FirstName, </w:t>
+            </w:r>
+            <w:proofErr w:type="spellStart"/>
+            <w:proofErr w:type="gramStart"/>
+            <w:r>
+              <w:t>lastName,email</w:t>
+            </w:r>
+            <w:proofErr w:type="gramEnd"/>
+            <w:r>
+              <w:t>,phoneNumber</w:t>
+            </w:r>
+            <w:proofErr w:type="spellEnd"/>
+            <w:r>
+              <w:t>, password, role</w:t>
             </w:r>
           </w:p>
         </w:tc>
@@ -180,7 +209,15 @@
           </w:tcPr>
           <w:p>
             <w:r>
-              <w:t>/api/auth/login</w:t>
+              <w:t>/</w:t>
+            </w:r>
+            <w:proofErr w:type="spellStart"/>
+            <w:r>
+              <w:t>api</w:t>
+            </w:r>
+            <w:proofErr w:type="spellEnd"/>
+            <w:r>
+              <w:t>/auth/login</w:t>
             </w:r>
           </w:p>
         </w:tc>
@@ -353,8 +390,21 @@
           </w:tcPr>
           <w:p>
             <w:r>
-              <w:t>/api/usersprofile</w:t>
-            </w:r>
+              <w:t>/</w:t>
+            </w:r>
+            <w:proofErr w:type="spellStart"/>
+            <w:r>
+              <w:t>api</w:t>
+            </w:r>
+            <w:proofErr w:type="spellEnd"/>
+            <w:r>
+              <w:t>/</w:t>
+            </w:r>
+            <w:proofErr w:type="spellStart"/>
+            <w:r>
+              <w:t>usersprofile</w:t>
+            </w:r>
+            <w:proofErr w:type="spellEnd"/>
           </w:p>
         </w:tc>
         <w:tc>
@@ -450,12 +500,24 @@
             <w:tcW w:w="3265" w:type="dxa"/>
           </w:tcPr>
           <w:p>
-            <w:r>
-              <w:t>FirstName,LastName,phoneNumber</w:t>
+            <w:proofErr w:type="spellStart"/>
+            <w:proofErr w:type="gramStart"/>
+            <w:r>
+              <w:t>FirstName,LastName</w:t>
+            </w:r>
+            <w:proofErr w:type="gramEnd"/>
+            <w:r>
+              <w:t>,</w:t>
+            </w:r>
+            <w:proofErr w:type="gramStart"/>
+            <w:r>
+              <w:t>phoneNumber</w:t>
             </w:r>
             <w:r>
               <w:t>,profilePictureRL</w:t>
             </w:r>
+            <w:proofErr w:type="spellEnd"/>
+            <w:proofErr w:type="gramEnd"/>
           </w:p>
         </w:tc>
         <w:tc>
@@ -579,7 +641,15 @@
           </w:tcPr>
           <w:p>
             <w:r>
-              <w:t>/api/</w:t>
+              <w:t>/</w:t>
+            </w:r>
+            <w:proofErr w:type="spellStart"/>
+            <w:r>
+              <w:t>api</w:t>
+            </w:r>
+            <w:proofErr w:type="spellEnd"/>
+            <w:r>
+              <w:t>/</w:t>
             </w:r>
             <w:r>
               <w:t>events</w:t>
@@ -592,7 +662,15 @@
           </w:tcPr>
           <w:p>
             <w:r>
-              <w:t>will return all the available RaceDay Events</w:t>
+              <w:t xml:space="preserve">will return all the available </w:t>
+            </w:r>
+            <w:proofErr w:type="spellStart"/>
+            <w:r>
+              <w:t>RaceDay</w:t>
+            </w:r>
+            <w:proofErr w:type="spellEnd"/>
+            <w:r>
+              <w:t xml:space="preserve"> Events</w:t>
             </w:r>
           </w:p>
         </w:tc>
@@ -644,7 +722,17 @@
           </w:tcPr>
           <w:p>
             <w:r>
-              <w:t>/api/event</w:t>
+              <w:t>/</w:t>
+            </w:r>
+            <w:proofErr w:type="spellStart"/>
+            <w:proofErr w:type="gramStart"/>
+            <w:r>
+              <w:t>api</w:t>
+            </w:r>
+            <w:proofErr w:type="spellEnd"/>
+            <w:proofErr w:type="gramEnd"/>
+            <w:r>
+              <w:t>/event</w:t>
             </w:r>
             <w:r>
               <w:t>s</w:t>
@@ -715,7 +803,15 @@
           </w:tcPr>
           <w:p>
             <w:r>
-              <w:t>/api/events</w:t>
+              <w:t>/</w:t>
+            </w:r>
+            <w:proofErr w:type="spellStart"/>
+            <w:r>
+              <w:t>api</w:t>
+            </w:r>
+            <w:proofErr w:type="spellEnd"/>
+            <w:r>
+              <w:t>/events</w:t>
             </w:r>
           </w:p>
         </w:tc>
@@ -728,7 +824,15 @@
               <w:t>Create a</w:t>
             </w:r>
             <w:r>
-              <w:t xml:space="preserve"> new RaceDay event</w:t>
+              <w:t xml:space="preserve"> new </w:t>
+            </w:r>
+            <w:proofErr w:type="spellStart"/>
+            <w:r>
+              <w:t>RaceDay</w:t>
+            </w:r>
+            <w:proofErr w:type="spellEnd"/>
+            <w:r>
+              <w:t xml:space="preserve"> event</w:t>
             </w:r>
           </w:p>
         </w:tc>
@@ -748,10 +852,44 @@
           </w:tcPr>
           <w:p>
             <w:r>
-              <w:t>{eventName, description.eventDate, location, distance</w:t>
-            </w:r>
-            <w:r>
-              <w:t>, eventTypeID, bannerImageURL}</w:t>
+              <w:t>{</w:t>
+            </w:r>
+            <w:proofErr w:type="spellStart"/>
+            <w:r>
+              <w:t>eventName</w:t>
+            </w:r>
+            <w:proofErr w:type="spellEnd"/>
+            <w:r>
+              <w:t xml:space="preserve">, </w:t>
+            </w:r>
+            <w:proofErr w:type="spellStart"/>
+            <w:proofErr w:type="gramStart"/>
+            <w:r>
+              <w:t>description.eventDate</w:t>
+            </w:r>
+            <w:proofErr w:type="spellEnd"/>
+            <w:proofErr w:type="gramEnd"/>
+            <w:r>
+              <w:t>, location, distance</w:t>
+            </w:r>
+            <w:r>
+              <w:t xml:space="preserve">, </w:t>
+            </w:r>
+            <w:proofErr w:type="spellStart"/>
+            <w:r>
+              <w:t>eventTypeID</w:t>
+            </w:r>
+            <w:proofErr w:type="spellEnd"/>
+            <w:r>
+              <w:t xml:space="preserve">, </w:t>
+            </w:r>
+            <w:proofErr w:type="spellStart"/>
+            <w:r>
+              <w:t>bannerImageURL</w:t>
+            </w:r>
+            <w:proofErr w:type="spellEnd"/>
+            <w:r>
+              <w:t>}</w:t>
             </w:r>
           </w:p>
         </w:tc>
@@ -786,7 +924,17 @@
           </w:tcPr>
           <w:p>
             <w:r>
-              <w:t>/api/events/{id}</w:t>
+              <w:t>/</w:t>
+            </w:r>
+            <w:proofErr w:type="spellStart"/>
+            <w:proofErr w:type="gramStart"/>
+            <w:r>
+              <w:t>api</w:t>
+            </w:r>
+            <w:proofErr w:type="spellEnd"/>
+            <w:proofErr w:type="gramEnd"/>
+            <w:r>
+              <w:t>/events/{id}</w:t>
             </w:r>
           </w:p>
         </w:tc>
@@ -796,7 +944,15 @@
           </w:tcPr>
           <w:p>
             <w:r>
-              <w:t>Updates an existing RaceDay event</w:t>
+              <w:t xml:space="preserve">Updates an existing </w:t>
+            </w:r>
+            <w:proofErr w:type="spellStart"/>
+            <w:r>
+              <w:t>RaceDay</w:t>
+            </w:r>
+            <w:proofErr w:type="spellEnd"/>
+            <w:r>
+              <w:t xml:space="preserve"> event</w:t>
             </w:r>
           </w:p>
         </w:tc>
@@ -815,11 +971,44 @@
             <w:tcW w:w="5707" w:type="dxa"/>
           </w:tcPr>
           <w:p>
+            <w:proofErr w:type="gramStart"/>
             <w:r>
               <w:t xml:space="preserve">{ </w:t>
             </w:r>
-            <w:r>
-              <w:t>eventName, description.eventDate, location, distance, eventTypeID, bannerImageURL}</w:t>
+            <w:proofErr w:type="spellStart"/>
+            <w:r>
+              <w:t>eventName</w:t>
+            </w:r>
+            <w:proofErr w:type="spellEnd"/>
+            <w:proofErr w:type="gramEnd"/>
+            <w:r>
+              <w:t xml:space="preserve">, </w:t>
+            </w:r>
+            <w:proofErr w:type="spellStart"/>
+            <w:proofErr w:type="gramStart"/>
+            <w:r>
+              <w:t>description.eventDate</w:t>
+            </w:r>
+            <w:proofErr w:type="spellEnd"/>
+            <w:proofErr w:type="gramEnd"/>
+            <w:r>
+              <w:t xml:space="preserve">, location, distance, </w:t>
+            </w:r>
+            <w:proofErr w:type="spellStart"/>
+            <w:r>
+              <w:t>eventTypeID</w:t>
+            </w:r>
+            <w:proofErr w:type="spellEnd"/>
+            <w:r>
+              <w:t xml:space="preserve">, </w:t>
+            </w:r>
+            <w:proofErr w:type="spellStart"/>
+            <w:r>
+              <w:t>bannerImageURL</w:t>
+            </w:r>
+            <w:proofErr w:type="spellEnd"/>
+            <w:r>
+              <w:t>}</w:t>
             </w:r>
           </w:p>
         </w:tc>
@@ -871,11 +1060,18 @@
             <w:r>
               <w:t>/</w:t>
             </w:r>
+            <w:proofErr w:type="spellStart"/>
+            <w:proofErr w:type="gramStart"/>
             <w:r>
               <w:t>a</w:t>
             </w:r>
             <w:r>
-              <w:t>pi/</w:t>
+              <w:t>pi</w:t>
+            </w:r>
+            <w:proofErr w:type="spellEnd"/>
+            <w:proofErr w:type="gramEnd"/>
+            <w:r>
+              <w:t>/</w:t>
             </w:r>
             <w:r>
               <w:t>events</w:t>
@@ -894,7 +1090,15 @@
           </w:tcPr>
           <w:p>
             <w:r>
-              <w:t>Deletes an existing RaceDay event</w:t>
+              <w:t xml:space="preserve">Deletes an existing </w:t>
+            </w:r>
+            <w:proofErr w:type="spellStart"/>
+            <w:r>
+              <w:t>RaceDay</w:t>
+            </w:r>
+            <w:proofErr w:type="spellEnd"/>
+            <w:r>
+              <w:t xml:space="preserve"> event</w:t>
             </w:r>
           </w:p>
         </w:tc>
@@ -940,9 +1144,473 @@
     <w:p/>
     <w:p>
       <w:r>
-        <w:t>Step 4 - Categories</w:t>
+        <w:t xml:space="preserve">Step 4 </w:t>
+      </w:r>
+      <w:r>
+        <w:t>–</w:t>
+      </w:r>
+      <w:r>
+        <w:t xml:space="preserve"> Categories</w:t>
       </w:r>
     </w:p>
+    <w:tbl>
+      <w:tblPr>
+        <w:tblStyle w:val="TableGrid"/>
+        <w:tblW w:w="15309" w:type="dxa"/>
+        <w:tblInd w:w="-5" w:type="dxa"/>
+        <w:tblLook w:val="04A0" w:firstRow="1" w:lastRow="0" w:firstColumn="1" w:lastColumn="0" w:noHBand="0" w:noVBand="1"/>
+      </w:tblPr>
+      <w:tblGrid>
+        <w:gridCol w:w="1422"/>
+        <w:gridCol w:w="2005"/>
+        <w:gridCol w:w="1891"/>
+        <w:gridCol w:w="1891"/>
+        <w:gridCol w:w="5707"/>
+        <w:gridCol w:w="2393"/>
+      </w:tblGrid>
+      <w:tr>
+        <w:tc>
+          <w:tcPr>
+            <w:tcW w:w="1422" w:type="dxa"/>
+          </w:tcPr>
+          <w:p>
+            <w:r>
+              <w:lastRenderedPageBreak/>
+              <w:t>Http Method</w:t>
+            </w:r>
+          </w:p>
+        </w:tc>
+        <w:tc>
+          <w:tcPr>
+            <w:tcW w:w="2005" w:type="dxa"/>
+          </w:tcPr>
+          <w:p>
+            <w:r>
+              <w:t>Route</w:t>
+            </w:r>
+          </w:p>
+        </w:tc>
+        <w:tc>
+          <w:tcPr>
+            <w:tcW w:w="1891" w:type="dxa"/>
+          </w:tcPr>
+          <w:p>
+            <w:r>
+              <w:t>Description</w:t>
+            </w:r>
+          </w:p>
+        </w:tc>
+        <w:tc>
+          <w:tcPr>
+            <w:tcW w:w="1891" w:type="dxa"/>
+          </w:tcPr>
+          <w:p>
+            <w:r>
+              <w:t>Role required</w:t>
+            </w:r>
+          </w:p>
+        </w:tc>
+        <w:tc>
+          <w:tcPr>
+            <w:tcW w:w="5707" w:type="dxa"/>
+          </w:tcPr>
+          <w:p>
+            <w:r>
+              <w:t>Request Body</w:t>
+            </w:r>
+          </w:p>
+        </w:tc>
+        <w:tc>
+          <w:tcPr>
+            <w:tcW w:w="2393" w:type="dxa"/>
+          </w:tcPr>
+          <w:p>
+            <w:r>
+              <w:t xml:space="preserve">Expected Response </w:t>
+            </w:r>
+          </w:p>
+        </w:tc>
+      </w:tr>
+      <w:tr>
+        <w:tc>
+          <w:tcPr>
+            <w:tcW w:w="1422" w:type="dxa"/>
+          </w:tcPr>
+          <w:p>
+            <w:r>
+              <w:t>GET</w:t>
+            </w:r>
+          </w:p>
+        </w:tc>
+        <w:tc>
+          <w:tcPr>
+            <w:tcW w:w="2005" w:type="dxa"/>
+          </w:tcPr>
+          <w:p>
+            <w:r>
+              <w:t>/</w:t>
+            </w:r>
+            <w:proofErr w:type="spellStart"/>
+            <w:r>
+              <w:t>api</w:t>
+            </w:r>
+            <w:proofErr w:type="spellEnd"/>
+            <w:r>
+              <w:t>/events</w:t>
+            </w:r>
+          </w:p>
+        </w:tc>
+        <w:tc>
+          <w:tcPr>
+            <w:tcW w:w="1891" w:type="dxa"/>
+          </w:tcPr>
+          <w:p>
+            <w:r>
+              <w:t xml:space="preserve">will return all the available </w:t>
+            </w:r>
+            <w:proofErr w:type="spellStart"/>
+            <w:r>
+              <w:t>RaceDay</w:t>
+            </w:r>
+            <w:proofErr w:type="spellEnd"/>
+            <w:r>
+              <w:t xml:space="preserve"> Events</w:t>
+            </w:r>
+          </w:p>
+        </w:tc>
+        <w:tc>
+          <w:tcPr>
+            <w:tcW w:w="1891" w:type="dxa"/>
+          </w:tcPr>
+          <w:p>
+            <w:r>
+              <w:t>Public</w:t>
+            </w:r>
+          </w:p>
+        </w:tc>
+        <w:tc>
+          <w:tcPr>
+            <w:tcW w:w="5707" w:type="dxa"/>
+          </w:tcPr>
+          <w:p>
+            <w:r>
+              <w:t>None</w:t>
+            </w:r>
+          </w:p>
+        </w:tc>
+        <w:tc>
+          <w:tcPr>
+            <w:tcW w:w="2393" w:type="dxa"/>
+          </w:tcPr>
+          <w:p>
+            <w:r>
+              <w:t>200 OK</w:t>
+            </w:r>
+          </w:p>
+        </w:tc>
+      </w:tr>
+      <w:tr>
+        <w:tc>
+          <w:tcPr>
+            <w:tcW w:w="1422" w:type="dxa"/>
+          </w:tcPr>
+          <w:p>
+            <w:r>
+              <w:t>GET</w:t>
+            </w:r>
+          </w:p>
+        </w:tc>
+        <w:tc>
+          <w:tcPr>
+            <w:tcW w:w="2005" w:type="dxa"/>
+          </w:tcPr>
+          <w:p>
+            <w:r>
+              <w:t>/</w:t>
+            </w:r>
+            <w:proofErr w:type="spellStart"/>
+            <w:proofErr w:type="gramStart"/>
+            <w:r>
+              <w:t>api</w:t>
+            </w:r>
+            <w:proofErr w:type="spellEnd"/>
+            <w:proofErr w:type="gramEnd"/>
+            <w:r>
+              <w:t>/events/{id}</w:t>
+            </w:r>
+          </w:p>
+        </w:tc>
+        <w:tc>
+          <w:tcPr>
+            <w:tcW w:w="1891" w:type="dxa"/>
+          </w:tcPr>
+          <w:p>
+            <w:r>
+              <w:t>Returns the details of a specific event using the given event ID</w:t>
+            </w:r>
+          </w:p>
+        </w:tc>
+        <w:tc>
+          <w:tcPr>
+            <w:tcW w:w="1891" w:type="dxa"/>
+          </w:tcPr>
+          <w:p>
+            <w:r>
+              <w:t>Public</w:t>
+            </w:r>
+          </w:p>
+        </w:tc>
+        <w:tc>
+          <w:tcPr>
+            <w:tcW w:w="5707" w:type="dxa"/>
+          </w:tcPr>
+          <w:p>
+            <w:r>
+              <w:t>None</w:t>
+            </w:r>
+          </w:p>
+        </w:tc>
+        <w:tc>
+          <w:tcPr>
+            <w:tcW w:w="2393" w:type="dxa"/>
+          </w:tcPr>
+          <w:p>
+            <w:r>
+              <w:t>200 OK,404 Not Found</w:t>
+            </w:r>
+          </w:p>
+        </w:tc>
+      </w:tr>
+      <w:tr>
+        <w:tc>
+          <w:tcPr>
+            <w:tcW w:w="1422" w:type="dxa"/>
+          </w:tcPr>
+          <w:p>
+            <w:r>
+              <w:t>POST</w:t>
+            </w:r>
+          </w:p>
+        </w:tc>
+        <w:tc>
+          <w:tcPr>
+            <w:tcW w:w="2005" w:type="dxa"/>
+          </w:tcPr>
+          <w:p>
+            <w:r>
+              <w:t>/</w:t>
+            </w:r>
+            <w:proofErr w:type="spellStart"/>
+            <w:r>
+              <w:t>api</w:t>
+            </w:r>
+            <w:proofErr w:type="spellEnd"/>
+            <w:r>
+              <w:t>/events</w:t>
+            </w:r>
+          </w:p>
+        </w:tc>
+        <w:tc>
+          <w:tcPr>
+            <w:tcW w:w="1891" w:type="dxa"/>
+          </w:tcPr>
+          <w:p>
+            <w:r>
+              <w:t xml:space="preserve">Create a new </w:t>
+            </w:r>
+            <w:proofErr w:type="spellStart"/>
+            <w:r>
+              <w:t>RaceDay</w:t>
+            </w:r>
+            <w:proofErr w:type="spellEnd"/>
+            <w:r>
+              <w:t xml:space="preserve"> event</w:t>
+            </w:r>
+          </w:p>
+        </w:tc>
+        <w:tc>
+          <w:tcPr>
+            <w:tcW w:w="1891" w:type="dxa"/>
+          </w:tcPr>
+          <w:p>
+            <w:r>
+              <w:t>Organiser</w:t>
+            </w:r>
+          </w:p>
+        </w:tc>
+        <w:tc>
+          <w:tcPr>
+            <w:tcW w:w="5707" w:type="dxa"/>
+          </w:tcPr>
+          <w:p>
+            <w:r>
+              <w:t>{</w:t>
+            </w:r>
+            <w:proofErr w:type="spellStart"/>
+            <w:r>
+              <w:t>eventName</w:t>
+            </w:r>
+            <w:proofErr w:type="spellEnd"/>
+            <w:r>
+              <w:t xml:space="preserve">, </w:t>
+            </w:r>
+            <w:proofErr w:type="spellStart"/>
+            <w:proofErr w:type="gramStart"/>
+            <w:r>
+              <w:t>description.eventDate</w:t>
+            </w:r>
+            <w:proofErr w:type="spellEnd"/>
+            <w:proofErr w:type="gramEnd"/>
+            <w:r>
+              <w:t xml:space="preserve">, location, distance, </w:t>
+            </w:r>
+            <w:proofErr w:type="spellStart"/>
+            <w:r>
+              <w:t>eventTypeID</w:t>
+            </w:r>
+            <w:proofErr w:type="spellEnd"/>
+            <w:r>
+              <w:t xml:space="preserve">, </w:t>
+            </w:r>
+            <w:proofErr w:type="spellStart"/>
+            <w:r>
+              <w:t>bannerImageURL</w:t>
+            </w:r>
+            <w:proofErr w:type="spellEnd"/>
+            <w:r>
+              <w:t>}</w:t>
+            </w:r>
+          </w:p>
+        </w:tc>
+        <w:tc>
+          <w:tcPr>
+            <w:tcW w:w="2393" w:type="dxa"/>
+          </w:tcPr>
+          <w:p>
+            <w:r>
+              <w:t>201 Created,400 Bad Reqquest,401 Unauthorized,403 Forbidden</w:t>
+            </w:r>
+          </w:p>
+        </w:tc>
+      </w:tr>
+      <w:tr>
+        <w:tc>
+          <w:tcPr>
+            <w:tcW w:w="1422" w:type="dxa"/>
+          </w:tcPr>
+          <w:p>
+            <w:r>
+              <w:t>PUT</w:t>
+            </w:r>
+          </w:p>
+        </w:tc>
+        <w:tc>
+          <w:tcPr>
+            <w:tcW w:w="2005" w:type="dxa"/>
+          </w:tcPr>
+          <w:p>
+            <w:r>
+              <w:t>/</w:t>
+            </w:r>
+            <w:proofErr w:type="spellStart"/>
+            <w:proofErr w:type="gramStart"/>
+            <w:r>
+              <w:t>api</w:t>
+            </w:r>
+            <w:proofErr w:type="spellEnd"/>
+            <w:proofErr w:type="gramEnd"/>
+            <w:r>
+              <w:t>/events/{id}</w:t>
+            </w:r>
+          </w:p>
+        </w:tc>
+        <w:tc>
+          <w:tcPr>
+            <w:tcW w:w="1891" w:type="dxa"/>
+          </w:tcPr>
+          <w:p>
+            <w:r>
+              <w:t xml:space="preserve">Updates an existing </w:t>
+            </w:r>
+            <w:proofErr w:type="spellStart"/>
+            <w:r>
+              <w:t>RaceDay</w:t>
+            </w:r>
+            <w:proofErr w:type="spellEnd"/>
+            <w:r>
+              <w:t xml:space="preserve"> event</w:t>
+            </w:r>
+          </w:p>
+        </w:tc>
+        <w:tc>
+          <w:tcPr>
+            <w:tcW w:w="1891" w:type="dxa"/>
+          </w:tcPr>
+          <w:p>
+            <w:r>
+              <w:t>Organiser</w:t>
+            </w:r>
+          </w:p>
+        </w:tc>
+        <w:tc>
+          <w:tcPr>
+            <w:tcW w:w="5707" w:type="dxa"/>
+          </w:tcPr>
+          <w:p>
+            <w:proofErr w:type="gramStart"/>
+            <w:r>
+              <w:t xml:space="preserve">{ </w:t>
+            </w:r>
+            <w:proofErr w:type="spellStart"/>
+            <w:r>
+              <w:t>eventName</w:t>
+            </w:r>
+            <w:proofErr w:type="spellEnd"/>
+            <w:proofErr w:type="gramEnd"/>
+            <w:r>
+              <w:t xml:space="preserve">, </w:t>
+            </w:r>
+            <w:proofErr w:type="spellStart"/>
+            <w:proofErr w:type="gramStart"/>
+            <w:r>
+              <w:t>description.eventDate</w:t>
+            </w:r>
+            <w:proofErr w:type="spellEnd"/>
+            <w:proofErr w:type="gramEnd"/>
+            <w:r>
+              <w:t xml:space="preserve">, location, distance, </w:t>
+            </w:r>
+            <w:proofErr w:type="spellStart"/>
+            <w:r>
+              <w:t>eventTypeID</w:t>
+            </w:r>
+            <w:proofErr w:type="spellEnd"/>
+            <w:r>
+              <w:t xml:space="preserve">, </w:t>
+            </w:r>
+            <w:proofErr w:type="spellStart"/>
+            <w:r>
+              <w:t>bannerImageURL</w:t>
+            </w:r>
+            <w:proofErr w:type="spellEnd"/>
+            <w:r>
+              <w:t>}</w:t>
+            </w:r>
+          </w:p>
+        </w:tc>
+        <w:tc>
+          <w:tcPr>
+            <w:tcW w:w="2393" w:type="dxa"/>
+          </w:tcPr>
+          <w:p>
+            <w:r>
+              <w:t>200 OK,400 Bad Reqquest,401 Unauthorized,403 Forbidden,404 Not Found</w:t>
+            </w:r>
+          </w:p>
+        </w:tc>
+      </w:tr>
+    </w:tbl>
+    <w:p/>
     <w:sectPr>
       <w:pgSz w:w="16838" w:h="11906" w:orient="landscape"/>
       <w:pgMar w:top="1440" w:right="1440" w:bottom="1440" w:left="1440" w:header="708" w:footer="708" w:gutter="0"/>
@@ -1353,7 +2021,7 @@
   <w:style w:type="paragraph" w:default="1" w:styleId="Normal">
     <w:name w:val="Normal"/>
     <w:qFormat/>
-    <w:rsid w:val="00D36BD3"/>
+    <w:rsid w:val="00034699"/>
   </w:style>
   <w:style w:type="paragraph" w:styleId="Heading1">
     <w:name w:val="heading 1"/>

--- a/docs/API Endpoint plan.docx
+++ b/docs/API Endpoint plan.docx
@@ -158,13 +158,8 @@
               <w:t xml:space="preserve">FirstName, </w:t>
             </w:r>
             <w:proofErr w:type="spellStart"/>
-            <w:proofErr w:type="gramStart"/>
-            <w:r>
-              <w:t>lastName,email</w:t>
-            </w:r>
-            <w:proofErr w:type="gramEnd"/>
-            <w:r>
-              <w:t>,phoneNumber</w:t>
+            <w:r>
+              <w:t>lastName,email,phoneNumber</w:t>
             </w:r>
             <w:proofErr w:type="spellEnd"/>
             <w:r>
@@ -501,23 +496,13 @@
           </w:tcPr>
           <w:p>
             <w:proofErr w:type="spellStart"/>
-            <w:proofErr w:type="gramStart"/>
-            <w:r>
-              <w:t>FirstName,LastName</w:t>
-            </w:r>
-            <w:proofErr w:type="gramEnd"/>
-            <w:r>
-              <w:t>,</w:t>
-            </w:r>
-            <w:proofErr w:type="gramStart"/>
-            <w:r>
-              <w:t>phoneNumber</w:t>
+            <w:r>
+              <w:t>FirstName,LastName,phoneNumber</w:t>
             </w:r>
             <w:r>
               <w:t>,profilePictureRL</w:t>
             </w:r>
             <w:proofErr w:type="spellEnd"/>
-            <w:proofErr w:type="gramEnd"/>
           </w:p>
         </w:tc>
         <w:tc>
@@ -725,12 +710,10 @@
               <w:t>/</w:t>
             </w:r>
             <w:proofErr w:type="spellStart"/>
-            <w:proofErr w:type="gramStart"/>
             <w:r>
               <w:t>api</w:t>
             </w:r>
             <w:proofErr w:type="spellEnd"/>
-            <w:proofErr w:type="gramEnd"/>
             <w:r>
               <w:t>/event</w:t>
             </w:r>
@@ -863,12 +846,10 @@
               <w:t xml:space="preserve">, </w:t>
             </w:r>
             <w:proofErr w:type="spellStart"/>
-            <w:proofErr w:type="gramStart"/>
             <w:r>
               <w:t>description.eventDate</w:t>
             </w:r>
             <w:proofErr w:type="spellEnd"/>
-            <w:proofErr w:type="gramEnd"/>
             <w:r>
               <w:t>, location, distance</w:t>
             </w:r>
@@ -927,12 +908,10 @@
               <w:t>/</w:t>
             </w:r>
             <w:proofErr w:type="spellStart"/>
-            <w:proofErr w:type="gramStart"/>
             <w:r>
               <w:t>api</w:t>
             </w:r>
             <w:proofErr w:type="spellEnd"/>
-            <w:proofErr w:type="gramEnd"/>
             <w:r>
               <w:t>/events/{id}</w:t>
             </w:r>
@@ -971,7 +950,6 @@
             <w:tcW w:w="5707" w:type="dxa"/>
           </w:tcPr>
           <w:p>
-            <w:proofErr w:type="gramStart"/>
             <w:r>
               <w:t xml:space="preserve">{ </w:t>
             </w:r>
@@ -980,17 +958,14 @@
               <w:t>eventName</w:t>
             </w:r>
             <w:proofErr w:type="spellEnd"/>
-            <w:proofErr w:type="gramEnd"/>
             <w:r>
               <w:t xml:space="preserve">, </w:t>
             </w:r>
             <w:proofErr w:type="spellStart"/>
-            <w:proofErr w:type="gramStart"/>
             <w:r>
               <w:t>description.eventDate</w:t>
             </w:r>
             <w:proofErr w:type="spellEnd"/>
-            <w:proofErr w:type="gramEnd"/>
             <w:r>
               <w:t xml:space="preserve">, location, distance, </w:t>
             </w:r>
@@ -1061,7 +1036,6 @@
               <w:t>/</w:t>
             </w:r>
             <w:proofErr w:type="spellStart"/>
-            <w:proofErr w:type="gramStart"/>
             <w:r>
               <w:t>a</w:t>
             </w:r>
@@ -1069,7 +1043,6 @@
               <w:t>pi</w:t>
             </w:r>
             <w:proofErr w:type="spellEnd"/>
-            <w:proofErr w:type="gramEnd"/>
             <w:r>
               <w:t>/</w:t>
             </w:r>
@@ -1161,12 +1134,12 @@
         <w:tblLook w:val="04A0" w:firstRow="1" w:lastRow="0" w:firstColumn="1" w:lastColumn="0" w:noHBand="0" w:noVBand="1"/>
       </w:tblPr>
       <w:tblGrid>
-        <w:gridCol w:w="1422"/>
-        <w:gridCol w:w="2005"/>
-        <w:gridCol w:w="1891"/>
-        <w:gridCol w:w="1891"/>
-        <w:gridCol w:w="5707"/>
-        <w:gridCol w:w="2393"/>
+        <w:gridCol w:w="1410"/>
+        <w:gridCol w:w="2161"/>
+        <w:gridCol w:w="1878"/>
+        <w:gridCol w:w="1872"/>
+        <w:gridCol w:w="5604"/>
+        <w:gridCol w:w="2384"/>
       </w:tblGrid>
       <w:tr>
         <w:tc>
@@ -1256,7 +1229,10 @@
             </w:r>
             <w:proofErr w:type="spellEnd"/>
             <w:r>
-              <w:t>/events</w:t>
+              <w:t>/</w:t>
+            </w:r>
+            <w:r>
+              <w:t>categories</w:t>
             </w:r>
           </w:p>
         </w:tc>
@@ -1266,7 +1242,7 @@
           </w:tcPr>
           <w:p>
             <w:r>
-              <w:t xml:space="preserve">will return all the available </w:t>
+              <w:t xml:space="preserve">Returns all categories available for </w:t>
             </w:r>
             <w:proofErr w:type="spellStart"/>
             <w:r>
@@ -1274,7 +1250,7 @@
             </w:r>
             <w:proofErr w:type="spellEnd"/>
             <w:r>
-              <w:t xml:space="preserve"> Events</w:t>
+              <w:t xml:space="preserve"> events.</w:t>
             </w:r>
           </w:p>
         </w:tc>
@@ -1329,14 +1305,18 @@
               <w:t>/</w:t>
             </w:r>
             <w:proofErr w:type="spellStart"/>
-            <w:proofErr w:type="gramStart"/>
             <w:r>
               <w:t>api</w:t>
             </w:r>
             <w:proofErr w:type="spellEnd"/>
-            <w:proofErr w:type="gramEnd"/>
-            <w:r>
-              <w:t>/events/{id}</w:t>
+            <w:r>
+              <w:t>/</w:t>
+            </w:r>
+            <w:r>
+              <w:t>categories</w:t>
+            </w:r>
+            <w:r>
+              <w:t>/{id}</w:t>
             </w:r>
           </w:p>
         </w:tc>
@@ -1346,7 +1326,7 @@
           </w:tcPr>
           <w:p>
             <w:r>
-              <w:t>Returns the details of a specific event using the given event ID</w:t>
+              <w:t>Returns the details of a specific category using thee given category ID</w:t>
             </w:r>
           </w:p>
         </w:tc>
@@ -1406,7 +1386,10 @@
             </w:r>
             <w:proofErr w:type="spellEnd"/>
             <w:r>
-              <w:t>/events</w:t>
+              <w:t>/</w:t>
+            </w:r>
+            <w:r>
+              <w:t>categories</w:t>
             </w:r>
           </w:p>
         </w:tc>
@@ -1416,7 +1399,13 @@
           </w:tcPr>
           <w:p>
             <w:r>
-              <w:t xml:space="preserve">Create a new </w:t>
+              <w:t>Create</w:t>
+            </w:r>
+            <w:r>
+              <w:t>s a new category</w:t>
+            </w:r>
+            <w:r>
+              <w:t xml:space="preserve"> for </w:t>
             </w:r>
             <w:proofErr w:type="spellStart"/>
             <w:r>
@@ -1424,7 +1413,7 @@
             </w:r>
             <w:proofErr w:type="spellEnd"/>
             <w:r>
-              <w:t xml:space="preserve"> event</w:t>
+              <w:t xml:space="preserve"> event.</w:t>
             </w:r>
           </w:p>
         </w:tc>
@@ -1446,27 +1435,20 @@
             <w:r>
               <w:t>{</w:t>
             </w:r>
-            <w:proofErr w:type="spellStart"/>
-            <w:r>
-              <w:t>eventName</w:t>
+            <w:r>
+              <w:t xml:space="preserve">eventide, </w:t>
+            </w:r>
+            <w:proofErr w:type="spellStart"/>
+            <w:r>
+              <w:t>categoryName</w:t>
             </w:r>
             <w:proofErr w:type="spellEnd"/>
             <w:r>
               <w:t xml:space="preserve">, </w:t>
             </w:r>
             <w:proofErr w:type="spellStart"/>
-            <w:proofErr w:type="gramStart"/>
-            <w:r>
-              <w:t>description.eventDate</w:t>
-            </w:r>
-            <w:proofErr w:type="spellEnd"/>
-            <w:proofErr w:type="gramEnd"/>
-            <w:r>
-              <w:t xml:space="preserve">, location, distance, </w:t>
-            </w:r>
-            <w:proofErr w:type="spellStart"/>
-            <w:r>
-              <w:t>eventTypeID</w:t>
+            <w:r>
+              <w:t>categoryType</w:t>
             </w:r>
             <w:proofErr w:type="spellEnd"/>
             <w:r>
@@ -1474,7 +1456,23 @@
             </w:r>
             <w:proofErr w:type="spellStart"/>
             <w:r>
-              <w:t>bannerImageURL</w:t>
+              <w:t>minimumAge</w:t>
+            </w:r>
+            <w:proofErr w:type="spellEnd"/>
+            <w:r>
+              <w:t xml:space="preserve">, </w:t>
+            </w:r>
+            <w:proofErr w:type="spellStart"/>
+            <w:r>
+              <w:t>maximumAge</w:t>
+            </w:r>
+            <w:proofErr w:type="spellEnd"/>
+            <w:r>
+              <w:t xml:space="preserve">, </w:t>
+            </w:r>
+            <w:proofErr w:type="spellStart"/>
+            <w:r>
+              <w:t>categoryDistance</w:t>
             </w:r>
             <w:proofErr w:type="spellEnd"/>
             <w:r>
@@ -1513,14 +1511,18 @@
               <w:t>/</w:t>
             </w:r>
             <w:proofErr w:type="spellStart"/>
-            <w:proofErr w:type="gramStart"/>
             <w:r>
               <w:t>api</w:t>
             </w:r>
             <w:proofErr w:type="spellEnd"/>
-            <w:proofErr w:type="gramEnd"/>
-            <w:r>
-              <w:t>/events/{id}</w:t>
+            <w:r>
+              <w:t>/</w:t>
+            </w:r>
+            <w:r>
+              <w:t>categories</w:t>
+            </w:r>
+            <w:r>
+              <w:t>/{id}</w:t>
             </w:r>
           </w:p>
         </w:tc>
@@ -1530,15 +1532,10 @@
           </w:tcPr>
           <w:p>
             <w:r>
-              <w:t xml:space="preserve">Updates an existing </w:t>
-            </w:r>
-            <w:proofErr w:type="spellStart"/>
-            <w:r>
-              <w:t>RaceDay</w:t>
-            </w:r>
-            <w:proofErr w:type="spellEnd"/>
-            <w:r>
-              <w:t xml:space="preserve"> event</w:t>
+              <w:t>Updates an existing event</w:t>
+            </w:r>
+            <w:r>
+              <w:t xml:space="preserve"> Category</w:t>
             </w:r>
           </w:p>
         </w:tc>
@@ -1557,32 +1554,20 @@
             <w:tcW w:w="5707" w:type="dxa"/>
           </w:tcPr>
           <w:p>
-            <w:proofErr w:type="gramStart"/>
-            <w:r>
-              <w:t xml:space="preserve">{ </w:t>
-            </w:r>
-            <w:proofErr w:type="spellStart"/>
-            <w:r>
-              <w:t>eventName</w:t>
-            </w:r>
-            <w:proofErr w:type="spellEnd"/>
-            <w:proofErr w:type="gramEnd"/>
+            <w:r>
+              <w:t xml:space="preserve">{eventide, </w:t>
+            </w:r>
+            <w:proofErr w:type="spellStart"/>
+            <w:r>
+              <w:t>categoryName</w:t>
+            </w:r>
+            <w:proofErr w:type="spellEnd"/>
             <w:r>
               <w:t xml:space="preserve">, </w:t>
             </w:r>
             <w:proofErr w:type="spellStart"/>
-            <w:proofErr w:type="gramStart"/>
-            <w:r>
-              <w:t>description.eventDate</w:t>
-            </w:r>
-            <w:proofErr w:type="spellEnd"/>
-            <w:proofErr w:type="gramEnd"/>
-            <w:r>
-              <w:t xml:space="preserve">, location, distance, </w:t>
-            </w:r>
-            <w:proofErr w:type="spellStart"/>
-            <w:r>
-              <w:t>eventTypeID</w:t>
+            <w:r>
+              <w:t>categoryType</w:t>
             </w:r>
             <w:proofErr w:type="spellEnd"/>
             <w:r>
@@ -1590,7 +1575,23 @@
             </w:r>
             <w:proofErr w:type="spellStart"/>
             <w:r>
-              <w:t>bannerImageURL</w:t>
+              <w:t>minimumAge</w:t>
+            </w:r>
+            <w:proofErr w:type="spellEnd"/>
+            <w:r>
+              <w:t xml:space="preserve">, </w:t>
+            </w:r>
+            <w:proofErr w:type="spellStart"/>
+            <w:r>
+              <w:t>maximumAge</w:t>
+            </w:r>
+            <w:proofErr w:type="spellEnd"/>
+            <w:r>
+              <w:t xml:space="preserve">, </w:t>
+            </w:r>
+            <w:proofErr w:type="spellStart"/>
+            <w:r>
+              <w:t>categoryDistance</w:t>
             </w:r>
             <w:proofErr w:type="spellEnd"/>
             <w:r>

--- a/docs/API Endpoint plan.docx
+++ b/docs/API Endpoint plan.docx
@@ -103,15 +103,7 @@
           </w:tcPr>
           <w:p>
             <w:r>
-              <w:t>/</w:t>
-            </w:r>
-            <w:proofErr w:type="spellStart"/>
-            <w:r>
-              <w:t>api</w:t>
-            </w:r>
-            <w:proofErr w:type="spellEnd"/>
-            <w:r>
-              <w:t>/auth</w:t>
+              <w:t>/api/auth</w:t>
             </w:r>
             <w:r>
               <w:t>/register</w:t>
@@ -127,15 +119,7 @@
               <w:t>R</w:t>
             </w:r>
             <w:r>
-              <w:t xml:space="preserve">egister a new </w:t>
-            </w:r>
-            <w:proofErr w:type="spellStart"/>
-            <w:r>
-              <w:t>raceday</w:t>
-            </w:r>
-            <w:proofErr w:type="spellEnd"/>
-            <w:r>
-              <w:t xml:space="preserve"> user account</w:t>
+              <w:t>egister a new raceday user account</w:t>
             </w:r>
           </w:p>
         </w:tc>
@@ -155,15 +139,7 @@
           </w:tcPr>
           <w:p>
             <w:r>
-              <w:t xml:space="preserve">FirstName, </w:t>
-            </w:r>
-            <w:proofErr w:type="spellStart"/>
-            <w:r>
-              <w:t>lastName,email,phoneNumber</w:t>
-            </w:r>
-            <w:proofErr w:type="spellEnd"/>
-            <w:r>
-              <w:t>, password, role</w:t>
+              <w:t>FirstName, lastName,email,phoneNumber, password, role</w:t>
             </w:r>
           </w:p>
         </w:tc>
@@ -204,15 +180,7 @@
           </w:tcPr>
           <w:p>
             <w:r>
-              <w:t>/</w:t>
-            </w:r>
-            <w:proofErr w:type="spellStart"/>
-            <w:r>
-              <w:t>api</w:t>
-            </w:r>
-            <w:proofErr w:type="spellEnd"/>
-            <w:r>
-              <w:t>/auth/login</w:t>
+              <w:t>/api/auth/login</w:t>
             </w:r>
           </w:p>
         </w:tc>
@@ -385,21 +353,8 @@
           </w:tcPr>
           <w:p>
             <w:r>
-              <w:t>/</w:t>
-            </w:r>
-            <w:proofErr w:type="spellStart"/>
-            <w:r>
-              <w:t>api</w:t>
-            </w:r>
-            <w:proofErr w:type="spellEnd"/>
-            <w:r>
-              <w:t>/</w:t>
-            </w:r>
-            <w:proofErr w:type="spellStart"/>
-            <w:r>
-              <w:t>usersprofile</w:t>
-            </w:r>
-            <w:proofErr w:type="spellEnd"/>
+              <w:t>/api/usersprofile</w:t>
+            </w:r>
           </w:p>
         </w:tc>
         <w:tc>
@@ -495,14 +450,12 @@
             <w:tcW w:w="3265" w:type="dxa"/>
           </w:tcPr>
           <w:p>
-            <w:proofErr w:type="spellStart"/>
             <w:r>
               <w:t>FirstName,LastName,phoneNumber</w:t>
             </w:r>
             <w:r>
               <w:t>,profilePictureRL</w:t>
             </w:r>
-            <w:proofErr w:type="spellEnd"/>
           </w:p>
         </w:tc>
         <w:tc>
@@ -626,15 +579,7 @@
           </w:tcPr>
           <w:p>
             <w:r>
-              <w:t>/</w:t>
-            </w:r>
-            <w:proofErr w:type="spellStart"/>
-            <w:r>
-              <w:t>api</w:t>
-            </w:r>
-            <w:proofErr w:type="spellEnd"/>
-            <w:r>
-              <w:t>/</w:t>
+              <w:t>/api/</w:t>
             </w:r>
             <w:r>
               <w:t>events</w:t>
@@ -647,15 +592,7 @@
           </w:tcPr>
           <w:p>
             <w:r>
-              <w:t xml:space="preserve">will return all the available </w:t>
-            </w:r>
-            <w:proofErr w:type="spellStart"/>
-            <w:r>
-              <w:t>RaceDay</w:t>
-            </w:r>
-            <w:proofErr w:type="spellEnd"/>
-            <w:r>
-              <w:t xml:space="preserve"> Events</w:t>
+              <w:t>will return all the available RaceDay Events</w:t>
             </w:r>
           </w:p>
         </w:tc>
@@ -707,15 +644,7 @@
           </w:tcPr>
           <w:p>
             <w:r>
-              <w:t>/</w:t>
-            </w:r>
-            <w:proofErr w:type="spellStart"/>
-            <w:r>
-              <w:t>api</w:t>
-            </w:r>
-            <w:proofErr w:type="spellEnd"/>
-            <w:r>
-              <w:t>/event</w:t>
+              <w:t>/api/event</w:t>
             </w:r>
             <w:r>
               <w:t>s</w:t>
@@ -786,15 +715,7 @@
           </w:tcPr>
           <w:p>
             <w:r>
-              <w:t>/</w:t>
-            </w:r>
-            <w:proofErr w:type="spellStart"/>
-            <w:r>
-              <w:t>api</w:t>
-            </w:r>
-            <w:proofErr w:type="spellEnd"/>
-            <w:r>
-              <w:t>/events</w:t>
+              <w:t>/api/events</w:t>
             </w:r>
           </w:p>
         </w:tc>
@@ -807,15 +728,7 @@
               <w:t>Create a</w:t>
             </w:r>
             <w:r>
-              <w:t xml:space="preserve"> new </w:t>
-            </w:r>
-            <w:proofErr w:type="spellStart"/>
-            <w:r>
-              <w:t>RaceDay</w:t>
-            </w:r>
-            <w:proofErr w:type="spellEnd"/>
-            <w:r>
-              <w:t xml:space="preserve"> event</w:t>
+              <w:t xml:space="preserve"> new RaceDay event</w:t>
             </w:r>
           </w:p>
         </w:tc>
@@ -835,42 +748,10 @@
           </w:tcPr>
           <w:p>
             <w:r>
-              <w:t>{</w:t>
-            </w:r>
-            <w:proofErr w:type="spellStart"/>
-            <w:r>
-              <w:t>eventName</w:t>
-            </w:r>
-            <w:proofErr w:type="spellEnd"/>
-            <w:r>
-              <w:t xml:space="preserve">, </w:t>
-            </w:r>
-            <w:proofErr w:type="spellStart"/>
-            <w:r>
-              <w:t>description.eventDate</w:t>
-            </w:r>
-            <w:proofErr w:type="spellEnd"/>
-            <w:r>
-              <w:t>, location, distance</w:t>
-            </w:r>
-            <w:r>
-              <w:t xml:space="preserve">, </w:t>
-            </w:r>
-            <w:proofErr w:type="spellStart"/>
-            <w:r>
-              <w:t>eventTypeID</w:t>
-            </w:r>
-            <w:proofErr w:type="spellEnd"/>
-            <w:r>
-              <w:t xml:space="preserve">, </w:t>
-            </w:r>
-            <w:proofErr w:type="spellStart"/>
-            <w:r>
-              <w:t>bannerImageURL</w:t>
-            </w:r>
-            <w:proofErr w:type="spellEnd"/>
-            <w:r>
-              <w:t>}</w:t>
+              <w:t>{eventName, description.eventDate, location, distance</w:t>
+            </w:r>
+            <w:r>
+              <w:t>, eventTypeID, bannerImageURL}</w:t>
             </w:r>
           </w:p>
         </w:tc>
@@ -905,15 +786,7 @@
           </w:tcPr>
           <w:p>
             <w:r>
-              <w:t>/</w:t>
-            </w:r>
-            <w:proofErr w:type="spellStart"/>
-            <w:r>
-              <w:t>api</w:t>
-            </w:r>
-            <w:proofErr w:type="spellEnd"/>
-            <w:r>
-              <w:t>/events/{id}</w:t>
+              <w:t>/api/events/{id}</w:t>
             </w:r>
           </w:p>
         </w:tc>
@@ -923,15 +796,7 @@
           </w:tcPr>
           <w:p>
             <w:r>
-              <w:t xml:space="preserve">Updates an existing </w:t>
-            </w:r>
-            <w:proofErr w:type="spellStart"/>
-            <w:r>
-              <w:t>RaceDay</w:t>
-            </w:r>
-            <w:proofErr w:type="spellEnd"/>
-            <w:r>
-              <w:t xml:space="preserve"> event</w:t>
+              <w:t>Updates an existing RaceDay event</w:t>
             </w:r>
           </w:p>
         </w:tc>
@@ -953,37 +818,8 @@
             <w:r>
               <w:t xml:space="preserve">{ </w:t>
             </w:r>
-            <w:proofErr w:type="spellStart"/>
-            <w:r>
-              <w:t>eventName</w:t>
-            </w:r>
-            <w:proofErr w:type="spellEnd"/>
-            <w:r>
-              <w:t xml:space="preserve">, </w:t>
-            </w:r>
-            <w:proofErr w:type="spellStart"/>
-            <w:r>
-              <w:t>description.eventDate</w:t>
-            </w:r>
-            <w:proofErr w:type="spellEnd"/>
-            <w:r>
-              <w:t xml:space="preserve">, location, distance, </w:t>
-            </w:r>
-            <w:proofErr w:type="spellStart"/>
-            <w:r>
-              <w:t>eventTypeID</w:t>
-            </w:r>
-            <w:proofErr w:type="spellEnd"/>
-            <w:r>
-              <w:t xml:space="preserve">, </w:t>
-            </w:r>
-            <w:proofErr w:type="spellStart"/>
-            <w:r>
-              <w:t>bannerImageURL</w:t>
-            </w:r>
-            <w:proofErr w:type="spellEnd"/>
-            <w:r>
-              <w:t>}</w:t>
+            <w:r>
+              <w:t>eventName, description.eventDate, location, distance, eventTypeID, bannerImageURL}</w:t>
             </w:r>
           </w:p>
         </w:tc>
@@ -1035,24 +871,19 @@
             <w:r>
               <w:t>/</w:t>
             </w:r>
-            <w:proofErr w:type="spellStart"/>
             <w:r>
               <w:t>a</w:t>
             </w:r>
             <w:r>
-              <w:t>pi</w:t>
-            </w:r>
-            <w:proofErr w:type="spellEnd"/>
+              <w:t>pi/</w:t>
+            </w:r>
+            <w:r>
+              <w:t>events</w:t>
+            </w:r>
             <w:r>
               <w:t>/</w:t>
             </w:r>
             <w:r>
-              <w:t>events</w:t>
-            </w:r>
-            <w:r>
-              <w:t>/</w:t>
-            </w:r>
-            <w:r>
               <w:t>{id}</w:t>
             </w:r>
           </w:p>
@@ -1063,15 +894,7 @@
           </w:tcPr>
           <w:p>
             <w:r>
-              <w:t xml:space="preserve">Deletes an existing </w:t>
-            </w:r>
-            <w:proofErr w:type="spellStart"/>
-            <w:r>
-              <w:t>RaceDay</w:t>
-            </w:r>
-            <w:proofErr w:type="spellEnd"/>
-            <w:r>
-              <w:t xml:space="preserve"> event</w:t>
+              <w:t>Deletes an existing RaceDay event</w:t>
             </w:r>
           </w:p>
         </w:tc>
@@ -1221,15 +1044,7 @@
           </w:tcPr>
           <w:p>
             <w:r>
-              <w:t>/</w:t>
-            </w:r>
-            <w:proofErr w:type="spellStart"/>
-            <w:r>
-              <w:t>api</w:t>
-            </w:r>
-            <w:proofErr w:type="spellEnd"/>
-            <w:r>
-              <w:t>/</w:t>
+              <w:t>/api/</w:t>
             </w:r>
             <w:r>
               <w:t>categories</w:t>
@@ -1242,15 +1057,7 @@
           </w:tcPr>
           <w:p>
             <w:r>
-              <w:t xml:space="preserve">Returns all categories available for </w:t>
-            </w:r>
-            <w:proofErr w:type="spellStart"/>
-            <w:r>
-              <w:t>RaceDay</w:t>
-            </w:r>
-            <w:proofErr w:type="spellEnd"/>
-            <w:r>
-              <w:t xml:space="preserve"> events.</w:t>
+              <w:t>Returns all categories available for RaceDay events.</w:t>
             </w:r>
           </w:p>
         </w:tc>
@@ -1302,15 +1109,7 @@
           </w:tcPr>
           <w:p>
             <w:r>
-              <w:t>/</w:t>
-            </w:r>
-            <w:proofErr w:type="spellStart"/>
-            <w:r>
-              <w:t>api</w:t>
-            </w:r>
-            <w:proofErr w:type="spellEnd"/>
-            <w:r>
-              <w:t>/</w:t>
+              <w:t>/api/</w:t>
             </w:r>
             <w:r>
               <w:t>categories</w:t>
@@ -1378,15 +1177,7 @@
           </w:tcPr>
           <w:p>
             <w:r>
-              <w:t>/</w:t>
-            </w:r>
-            <w:proofErr w:type="spellStart"/>
-            <w:r>
-              <w:t>api</w:t>
-            </w:r>
-            <w:proofErr w:type="spellEnd"/>
-            <w:r>
-              <w:t>/</w:t>
+              <w:t>/api/</w:t>
             </w:r>
             <w:r>
               <w:t>categories</w:t>
@@ -1405,15 +1196,7 @@
               <w:t>s a new category</w:t>
             </w:r>
             <w:r>
-              <w:t xml:space="preserve"> for </w:t>
-            </w:r>
-            <w:proofErr w:type="spellStart"/>
-            <w:r>
-              <w:t>RaceDay</w:t>
-            </w:r>
-            <w:proofErr w:type="spellEnd"/>
-            <w:r>
-              <w:t xml:space="preserve"> event.</w:t>
+              <w:t xml:space="preserve"> for RaceDay event.</w:t>
             </w:r>
           </w:p>
         </w:tc>
@@ -1436,47 +1219,13 @@
               <w:t>{</w:t>
             </w:r>
             <w:r>
-              <w:t xml:space="preserve">eventide, </w:t>
-            </w:r>
-            <w:proofErr w:type="spellStart"/>
-            <w:r>
-              <w:t>categoryName</w:t>
-            </w:r>
-            <w:proofErr w:type="spellEnd"/>
-            <w:r>
-              <w:t xml:space="preserve">, </w:t>
-            </w:r>
-            <w:proofErr w:type="spellStart"/>
-            <w:r>
-              <w:t>categoryType</w:t>
-            </w:r>
-            <w:proofErr w:type="spellEnd"/>
-            <w:r>
-              <w:t xml:space="preserve">, </w:t>
-            </w:r>
-            <w:proofErr w:type="spellStart"/>
-            <w:r>
-              <w:t>minimumAge</w:t>
-            </w:r>
-            <w:proofErr w:type="spellEnd"/>
-            <w:r>
-              <w:t xml:space="preserve">, </w:t>
-            </w:r>
-            <w:proofErr w:type="spellStart"/>
-            <w:r>
-              <w:t>maximumAge</w:t>
-            </w:r>
-            <w:proofErr w:type="spellEnd"/>
-            <w:r>
-              <w:t xml:space="preserve">, </w:t>
-            </w:r>
-            <w:proofErr w:type="spellStart"/>
-            <w:r>
-              <w:t>categoryDistance</w:t>
-            </w:r>
-            <w:proofErr w:type="spellEnd"/>
-            <w:r>
-              <w:t>}</w:t>
+              <w:t>event</w:t>
+            </w:r>
+            <w:r>
+              <w:t>ID</w:t>
+            </w:r>
+            <w:r>
+              <w:t>, categoryName, categoryType, minimumAge, maximumAge, categoryDistance}</w:t>
             </w:r>
           </w:p>
         </w:tc>
@@ -1508,15 +1257,7 @@
           </w:tcPr>
           <w:p>
             <w:r>
-              <w:t>/</w:t>
-            </w:r>
-            <w:proofErr w:type="spellStart"/>
-            <w:r>
-              <w:t>api</w:t>
-            </w:r>
-            <w:proofErr w:type="spellEnd"/>
-            <w:r>
-              <w:t>/</w:t>
+              <w:t>/api/</w:t>
             </w:r>
             <w:r>
               <w:t>categories</w:t>
@@ -1555,47 +1296,13 @@
           </w:tcPr>
           <w:p>
             <w:r>
-              <w:t xml:space="preserve">{eventide, </w:t>
-            </w:r>
-            <w:proofErr w:type="spellStart"/>
-            <w:r>
-              <w:t>categoryName</w:t>
-            </w:r>
-            <w:proofErr w:type="spellEnd"/>
-            <w:r>
-              <w:t xml:space="preserve">, </w:t>
-            </w:r>
-            <w:proofErr w:type="spellStart"/>
-            <w:r>
-              <w:t>categoryType</w:t>
-            </w:r>
-            <w:proofErr w:type="spellEnd"/>
-            <w:r>
-              <w:t xml:space="preserve">, </w:t>
-            </w:r>
-            <w:proofErr w:type="spellStart"/>
-            <w:r>
-              <w:t>minimumAge</w:t>
-            </w:r>
-            <w:proofErr w:type="spellEnd"/>
-            <w:r>
-              <w:t xml:space="preserve">, </w:t>
-            </w:r>
-            <w:proofErr w:type="spellStart"/>
-            <w:r>
-              <w:t>maximumAge</w:t>
-            </w:r>
-            <w:proofErr w:type="spellEnd"/>
-            <w:r>
-              <w:t xml:space="preserve">, </w:t>
-            </w:r>
-            <w:proofErr w:type="spellStart"/>
-            <w:r>
-              <w:t>categoryDistance</w:t>
-            </w:r>
-            <w:proofErr w:type="spellEnd"/>
-            <w:r>
-              <w:t>}</w:t>
+              <w:t>{event</w:t>
+            </w:r>
+            <w:r>
+              <w:t>ID</w:t>
+            </w:r>
+            <w:r>
+              <w:t>, categoryName, categoryType, minimumAge, maximumAge, categoryDistance}</w:t>
             </w:r>
           </w:p>
         </w:tc>

--- a/docs/API Endpoint plan.docx
+++ b/docs/API Endpoint plan.docx
@@ -1319,6 +1319,14 @@
       </w:tr>
     </w:tbl>
     <w:p/>
+    <w:p>
+      <w:r>
+        <w:t xml:space="preserve">Step 5 </w:t>
+      </w:r>
+      <w:r>
+        <w:t>– Event Enrolments</w:t>
+      </w:r>
+    </w:p>
     <w:sectPr>
       <w:pgSz w:w="16838" w:h="11906" w:orient="landscape"/>
       <w:pgMar w:top="1440" w:right="1440" w:bottom="1440" w:left="1440" w:header="708" w:footer="708" w:gutter="0"/>

--- a/docs/API Endpoint plan.docx
+++ b/docs/API Endpoint plan.docx
@@ -1327,6 +1327,392 @@
         <w:t>– Event Enrolments</w:t>
       </w:r>
     </w:p>
+    <w:tbl>
+      <w:tblPr>
+        <w:tblStyle w:val="TableGrid"/>
+        <w:tblW w:w="15309" w:type="dxa"/>
+        <w:tblInd w:w="-5" w:type="dxa"/>
+        <w:tblLook w:val="04A0" w:firstRow="1" w:lastRow="0" w:firstColumn="1" w:lastColumn="0" w:noHBand="0" w:noVBand="1"/>
+      </w:tblPr>
+      <w:tblGrid>
+        <w:gridCol w:w="1403"/>
+        <w:gridCol w:w="2271"/>
+        <w:gridCol w:w="1881"/>
+        <w:gridCol w:w="1871"/>
+        <w:gridCol w:w="5505"/>
+        <w:gridCol w:w="2378"/>
+      </w:tblGrid>
+      <w:tr>
+        <w:tc>
+          <w:tcPr>
+            <w:tcW w:w="1422" w:type="dxa"/>
+          </w:tcPr>
+          <w:p>
+            <w:r>
+              <w:t>Http Method</w:t>
+            </w:r>
+          </w:p>
+        </w:tc>
+        <w:tc>
+          <w:tcPr>
+            <w:tcW w:w="2005" w:type="dxa"/>
+          </w:tcPr>
+          <w:p>
+            <w:r>
+              <w:t>Route</w:t>
+            </w:r>
+          </w:p>
+        </w:tc>
+        <w:tc>
+          <w:tcPr>
+            <w:tcW w:w="1891" w:type="dxa"/>
+          </w:tcPr>
+          <w:p>
+            <w:r>
+              <w:t>Description</w:t>
+            </w:r>
+          </w:p>
+        </w:tc>
+        <w:tc>
+          <w:tcPr>
+            <w:tcW w:w="1891" w:type="dxa"/>
+          </w:tcPr>
+          <w:p>
+            <w:r>
+              <w:t>Role required</w:t>
+            </w:r>
+          </w:p>
+        </w:tc>
+        <w:tc>
+          <w:tcPr>
+            <w:tcW w:w="5707" w:type="dxa"/>
+          </w:tcPr>
+          <w:p>
+            <w:r>
+              <w:t>Request Body</w:t>
+            </w:r>
+          </w:p>
+        </w:tc>
+        <w:tc>
+          <w:tcPr>
+            <w:tcW w:w="2393" w:type="dxa"/>
+          </w:tcPr>
+          <w:p>
+            <w:r>
+              <w:t xml:space="preserve">Expected Response </w:t>
+            </w:r>
+          </w:p>
+        </w:tc>
+      </w:tr>
+      <w:tr>
+        <w:tc>
+          <w:tcPr>
+            <w:tcW w:w="1422" w:type="dxa"/>
+          </w:tcPr>
+          <w:p>
+            <w:r>
+              <w:t>GET</w:t>
+            </w:r>
+          </w:p>
+        </w:tc>
+        <w:tc>
+          <w:tcPr>
+            <w:tcW w:w="2005" w:type="dxa"/>
+          </w:tcPr>
+          <w:p>
+            <w:r>
+              <w:t>/api/</w:t>
+            </w:r>
+            <w:r>
+              <w:t>enrolments</w:t>
+            </w:r>
+          </w:p>
+        </w:tc>
+        <w:tc>
+          <w:tcPr>
+            <w:tcW w:w="1891" w:type="dxa"/>
+          </w:tcPr>
+          <w:p>
+            <w:r>
+              <w:t xml:space="preserve">Returns all </w:t>
+            </w:r>
+            <w:r>
+              <w:t>enrolments</w:t>
+            </w:r>
+            <w:r>
+              <w:t xml:space="preserve"> for the </w:t>
+            </w:r>
+            <w:r>
+              <w:lastRenderedPageBreak/>
+              <w:t>authenticated participant</w:t>
+            </w:r>
+            <w:r>
+              <w:t xml:space="preserve"> </w:t>
+            </w:r>
+          </w:p>
+        </w:tc>
+        <w:tc>
+          <w:tcPr>
+            <w:tcW w:w="1891" w:type="dxa"/>
+          </w:tcPr>
+          <w:p>
+            <w:r>
+              <w:lastRenderedPageBreak/>
+              <w:t>Participants</w:t>
+            </w:r>
+          </w:p>
+        </w:tc>
+        <w:tc>
+          <w:tcPr>
+            <w:tcW w:w="5707" w:type="dxa"/>
+          </w:tcPr>
+          <w:p>
+            <w:r>
+              <w:t>None</w:t>
+            </w:r>
+          </w:p>
+        </w:tc>
+        <w:tc>
+          <w:tcPr>
+            <w:tcW w:w="2393" w:type="dxa"/>
+          </w:tcPr>
+          <w:p>
+            <w:r>
+              <w:t>200 OK</w:t>
+            </w:r>
+            <w:r>
+              <w:t>, 401 Unauthorized</w:t>
+            </w:r>
+          </w:p>
+        </w:tc>
+      </w:tr>
+      <w:tr>
+        <w:tc>
+          <w:tcPr>
+            <w:tcW w:w="1422" w:type="dxa"/>
+          </w:tcPr>
+          <w:p>
+            <w:r>
+              <w:t>GET</w:t>
+            </w:r>
+          </w:p>
+        </w:tc>
+        <w:tc>
+          <w:tcPr>
+            <w:tcW w:w="2005" w:type="dxa"/>
+          </w:tcPr>
+          <w:p>
+            <w:r>
+              <w:t>/api/</w:t>
+            </w:r>
+            <w:r>
+              <w:t>enrolments</w:t>
+            </w:r>
+            <w:r>
+              <w:t>/{id}</w:t>
+            </w:r>
+          </w:p>
+        </w:tc>
+        <w:tc>
+          <w:tcPr>
+            <w:tcW w:w="1891" w:type="dxa"/>
+          </w:tcPr>
+          <w:p>
+            <w:r>
+              <w:t>Returns the details of a specifi</w:t>
+            </w:r>
+            <w:r>
+              <w:t xml:space="preserve">c event using the </w:t>
+            </w:r>
+            <w:r>
+              <w:t>supplied enrolmentID</w:t>
+            </w:r>
+          </w:p>
+        </w:tc>
+        <w:tc>
+          <w:tcPr>
+            <w:tcW w:w="1891" w:type="dxa"/>
+          </w:tcPr>
+          <w:p>
+            <w:r>
+              <w:t>Participants</w:t>
+            </w:r>
+          </w:p>
+        </w:tc>
+        <w:tc>
+          <w:tcPr>
+            <w:tcW w:w="5707" w:type="dxa"/>
+          </w:tcPr>
+          <w:p>
+            <w:r>
+              <w:t>None</w:t>
+            </w:r>
+          </w:p>
+        </w:tc>
+        <w:tc>
+          <w:tcPr>
+            <w:tcW w:w="2393" w:type="dxa"/>
+          </w:tcPr>
+          <w:p>
+            <w:r>
+              <w:t>200 OK,40</w:t>
+            </w:r>
+            <w:r>
+              <w:t>1 Not Un</w:t>
+            </w:r>
+            <w:r>
+              <w:t>authorized,404 Not Found</w:t>
+            </w:r>
+          </w:p>
+        </w:tc>
+      </w:tr>
+      <w:tr>
+        <w:tc>
+          <w:tcPr>
+            <w:tcW w:w="1422" w:type="dxa"/>
+          </w:tcPr>
+          <w:p>
+            <w:r>
+              <w:t>POST</w:t>
+            </w:r>
+          </w:p>
+        </w:tc>
+        <w:tc>
+          <w:tcPr>
+            <w:tcW w:w="2005" w:type="dxa"/>
+          </w:tcPr>
+          <w:p>
+            <w:r>
+              <w:t>/api/</w:t>
+            </w:r>
+            <w:r>
+              <w:t>enrolments</w:t>
+            </w:r>
+          </w:p>
+        </w:tc>
+        <w:tc>
+          <w:tcPr>
+            <w:tcW w:w="1891" w:type="dxa"/>
+          </w:tcPr>
+          <w:p>
+            <w:r>
+              <w:t>Creates an enrolment for participant in a RaceDay event and selected category</w:t>
+            </w:r>
+          </w:p>
+        </w:tc>
+        <w:tc>
+          <w:tcPr>
+            <w:tcW w:w="1891" w:type="dxa"/>
+          </w:tcPr>
+          <w:p>
+            <w:r>
+              <w:t>Participants</w:t>
+            </w:r>
+          </w:p>
+        </w:tc>
+        <w:tc>
+          <w:tcPr>
+            <w:tcW w:w="5707" w:type="dxa"/>
+          </w:tcPr>
+          <w:p>
+            <w:r>
+              <w:t xml:space="preserve">{eventID, </w:t>
+            </w:r>
+            <w:r>
+              <w:t>categoryID</w:t>
+            </w:r>
+          </w:p>
+        </w:tc>
+        <w:tc>
+          <w:tcPr>
+            <w:tcW w:w="2393" w:type="dxa"/>
+          </w:tcPr>
+          <w:p>
+            <w:r>
+              <w:t>201 Created,400 Bad Reqquest,401 Unauthorized,40</w:t>
+            </w:r>
+            <w:r>
+              <w:t>4</w:t>
+            </w:r>
+            <w:r>
+              <w:t xml:space="preserve"> </w:t>
+            </w:r>
+            <w:r>
+              <w:t>Not Found</w:t>
+            </w:r>
+          </w:p>
+        </w:tc>
+      </w:tr>
+      <w:tr>
+        <w:tc>
+          <w:tcPr>
+            <w:tcW w:w="1422" w:type="dxa"/>
+          </w:tcPr>
+          <w:p>
+            <w:r>
+              <w:t>DELETE</w:t>
+            </w:r>
+          </w:p>
+        </w:tc>
+        <w:tc>
+          <w:tcPr>
+            <w:tcW w:w="2005" w:type="dxa"/>
+          </w:tcPr>
+          <w:p>
+            <w:r>
+              <w:t>/api/</w:t>
+            </w:r>
+            <w:r>
+              <w:t>enrolments</w:t>
+            </w:r>
+            <w:r>
+              <w:t>/{id}</w:t>
+            </w:r>
+          </w:p>
+        </w:tc>
+        <w:tc>
+          <w:tcPr>
+            <w:tcW w:w="1891" w:type="dxa"/>
+          </w:tcPr>
+          <w:p>
+            <w:r>
+              <w:t>Cancelks an existing event enrolment for the authenticated participants</w:t>
+            </w:r>
+          </w:p>
+        </w:tc>
+        <w:tc>
+          <w:tcPr>
+            <w:tcW w:w="1891" w:type="dxa"/>
+          </w:tcPr>
+          <w:p>
+            <w:r>
+              <w:t>Participants</w:t>
+            </w:r>
+          </w:p>
+        </w:tc>
+        <w:tc>
+          <w:tcPr>
+            <w:tcW w:w="5707" w:type="dxa"/>
+          </w:tcPr>
+          <w:p>
+            <w:r>
+              <w:t>nONE</w:t>
+            </w:r>
+          </w:p>
+        </w:tc>
+        <w:tc>
+          <w:tcPr>
+            <w:tcW w:w="2393" w:type="dxa"/>
+          </w:tcPr>
+          <w:p>
+            <w:r>
+              <w:t>200 OK,401 Unauthorized,404 Not Found</w:t>
+            </w:r>
+          </w:p>
+        </w:tc>
+      </w:tr>
+    </w:tbl>
+    <w:p/>
     <w:sectPr>
       <w:pgSz w:w="16838" w:h="11906" w:orient="landscape"/>
       <w:pgMar w:top="1440" w:right="1440" w:bottom="1440" w:left="1440" w:header="708" w:footer="708" w:gutter="0"/>
@@ -1737,7 +2123,7 @@
   <w:style w:type="paragraph" w:default="1" w:styleId="Normal">
     <w:name w:val="Normal"/>
     <w:qFormat/>
-    <w:rsid w:val="00034699"/>
+    <w:rsid w:val="005D1752"/>
   </w:style>
   <w:style w:type="paragraph" w:styleId="Heading1">
     <w:name w:val="heading 1"/>

--- a/docs/API Endpoint plan.docx
+++ b/docs/API Endpoint plan.docx
@@ -1558,7 +1558,7 @@
               <w:t>200 OK,40</w:t>
             </w:r>
             <w:r>
-              <w:t>1 Not Un</w:t>
+              <w:t>1 Un</w:t>
             </w:r>
             <w:r>
               <w:t>authorized,404 Not Found</w:t>
@@ -1696,7 +1696,7 @@
           </w:tcPr>
           <w:p>
             <w:r>
-              <w:t>nONE</w:t>
+              <w:t>None</w:t>
             </w:r>
           </w:p>
         </w:tc>

--- a/docs/API Endpoint plan.docx
+++ b/docs/API Endpoint plan.docx
@@ -1713,6 +1713,14 @@
       </w:tr>
     </w:tbl>
     <w:p/>
+    <w:p>
+      <w:r>
+        <w:t xml:space="preserve">Step </w:t>
+      </w:r>
+      <w:r>
+        <w:t>6 -Results</w:t>
+      </w:r>
+    </w:p>
     <w:sectPr>
       <w:pgSz w:w="16838" w:h="11906" w:orient="landscape"/>
       <w:pgMar w:top="1440" w:right="1440" w:bottom="1440" w:left="1440" w:header="708" w:footer="708" w:gutter="0"/>

--- a/docs/API Endpoint plan.docx
+++ b/docs/API Endpoint plan.docx
@@ -1721,6 +1721,382 @@
         <w:t>6 -Results</w:t>
       </w:r>
     </w:p>
+    <w:tbl>
+      <w:tblPr>
+        <w:tblStyle w:val="TableGrid"/>
+        <w:tblW w:w="15309" w:type="dxa"/>
+        <w:tblInd w:w="-5" w:type="dxa"/>
+        <w:tblLook w:val="04A0" w:firstRow="1" w:lastRow="0" w:firstColumn="1" w:lastColumn="0" w:noHBand="0" w:noVBand="1"/>
+      </w:tblPr>
+      <w:tblGrid>
+        <w:gridCol w:w="1422"/>
+        <w:gridCol w:w="2005"/>
+        <w:gridCol w:w="1891"/>
+        <w:gridCol w:w="1891"/>
+        <w:gridCol w:w="5707"/>
+        <w:gridCol w:w="2393"/>
+      </w:tblGrid>
+      <w:tr>
+        <w:tc>
+          <w:tcPr>
+            <w:tcW w:w="1422" w:type="dxa"/>
+          </w:tcPr>
+          <w:p>
+            <w:r>
+              <w:t>Http Method</w:t>
+            </w:r>
+          </w:p>
+        </w:tc>
+        <w:tc>
+          <w:tcPr>
+            <w:tcW w:w="2005" w:type="dxa"/>
+          </w:tcPr>
+          <w:p>
+            <w:r>
+              <w:t>Route</w:t>
+            </w:r>
+          </w:p>
+        </w:tc>
+        <w:tc>
+          <w:tcPr>
+            <w:tcW w:w="1891" w:type="dxa"/>
+          </w:tcPr>
+          <w:p>
+            <w:r>
+              <w:t>Description</w:t>
+            </w:r>
+          </w:p>
+        </w:tc>
+        <w:tc>
+          <w:tcPr>
+            <w:tcW w:w="1891" w:type="dxa"/>
+          </w:tcPr>
+          <w:p>
+            <w:r>
+              <w:t>Role required</w:t>
+            </w:r>
+          </w:p>
+        </w:tc>
+        <w:tc>
+          <w:tcPr>
+            <w:tcW w:w="5707" w:type="dxa"/>
+          </w:tcPr>
+          <w:p>
+            <w:r>
+              <w:t>Request Body</w:t>
+            </w:r>
+          </w:p>
+        </w:tc>
+        <w:tc>
+          <w:tcPr>
+            <w:tcW w:w="2393" w:type="dxa"/>
+          </w:tcPr>
+          <w:p>
+            <w:r>
+              <w:t xml:space="preserve">Expected Response </w:t>
+            </w:r>
+          </w:p>
+        </w:tc>
+      </w:tr>
+      <w:tr>
+        <w:tc>
+          <w:tcPr>
+            <w:tcW w:w="1422" w:type="dxa"/>
+          </w:tcPr>
+          <w:p>
+            <w:r>
+              <w:t>GET</w:t>
+            </w:r>
+          </w:p>
+        </w:tc>
+        <w:tc>
+          <w:tcPr>
+            <w:tcW w:w="2005" w:type="dxa"/>
+          </w:tcPr>
+          <w:p>
+            <w:r>
+              <w:t>/api/</w:t>
+            </w:r>
+            <w:r>
+              <w:t>results</w:t>
+            </w:r>
+          </w:p>
+        </w:tc>
+        <w:tc>
+          <w:tcPr>
+            <w:tcW w:w="1891" w:type="dxa"/>
+          </w:tcPr>
+          <w:p>
+            <w:r>
+              <w:t>Returns</w:t>
+            </w:r>
+            <w:r>
+              <w:t xml:space="preserve"> the results for th</w:t>
+            </w:r>
+            <w:r>
+              <w:t>e authenticated participant</w:t>
+            </w:r>
+          </w:p>
+        </w:tc>
+        <w:tc>
+          <w:tcPr>
+            <w:tcW w:w="1891" w:type="dxa"/>
+          </w:tcPr>
+          <w:p>
+            <w:r>
+              <w:t>Participants</w:t>
+            </w:r>
+          </w:p>
+        </w:tc>
+        <w:tc>
+          <w:tcPr>
+            <w:tcW w:w="5707" w:type="dxa"/>
+          </w:tcPr>
+          <w:p>
+            <w:r>
+              <w:t>None</w:t>
+            </w:r>
+          </w:p>
+        </w:tc>
+        <w:tc>
+          <w:tcPr>
+            <w:tcW w:w="2393" w:type="dxa"/>
+          </w:tcPr>
+          <w:p>
+            <w:r>
+              <w:t>200 OK, 401 Unauthorized</w:t>
+            </w:r>
+          </w:p>
+        </w:tc>
+      </w:tr>
+      <w:tr>
+        <w:tc>
+          <w:tcPr>
+            <w:tcW w:w="1422" w:type="dxa"/>
+          </w:tcPr>
+          <w:p>
+            <w:r>
+              <w:lastRenderedPageBreak/>
+              <w:t>GET</w:t>
+            </w:r>
+          </w:p>
+        </w:tc>
+        <w:tc>
+          <w:tcPr>
+            <w:tcW w:w="2005" w:type="dxa"/>
+          </w:tcPr>
+          <w:p>
+            <w:r>
+              <w:t>/api/</w:t>
+            </w:r>
+            <w:r>
+              <w:t>results</w:t>
+            </w:r>
+            <w:r>
+              <w:t>/{id}</w:t>
+            </w:r>
+          </w:p>
+        </w:tc>
+        <w:tc>
+          <w:tcPr>
+            <w:tcW w:w="1891" w:type="dxa"/>
+          </w:tcPr>
+          <w:p>
+            <w:r>
+              <w:t>Returns the details of a spe</w:t>
+            </w:r>
+            <w:r>
+              <w:t>cific race result using the supplied ResultID</w:t>
+            </w:r>
+          </w:p>
+        </w:tc>
+        <w:tc>
+          <w:tcPr>
+            <w:tcW w:w="1891" w:type="dxa"/>
+          </w:tcPr>
+          <w:p>
+            <w:r>
+              <w:t>Participants</w:t>
+            </w:r>
+          </w:p>
+        </w:tc>
+        <w:tc>
+          <w:tcPr>
+            <w:tcW w:w="5707" w:type="dxa"/>
+          </w:tcPr>
+          <w:p>
+            <w:r>
+              <w:t>None</w:t>
+            </w:r>
+          </w:p>
+        </w:tc>
+        <w:tc>
+          <w:tcPr>
+            <w:tcW w:w="2393" w:type="dxa"/>
+          </w:tcPr>
+          <w:p>
+            <w:r>
+              <w:t>200 OK,401 Unauthorized,404 Not Found</w:t>
+            </w:r>
+          </w:p>
+        </w:tc>
+      </w:tr>
+      <w:tr>
+        <w:tc>
+          <w:tcPr>
+            <w:tcW w:w="1422" w:type="dxa"/>
+          </w:tcPr>
+          <w:p>
+            <w:r>
+              <w:t>POST</w:t>
+            </w:r>
+          </w:p>
+        </w:tc>
+        <w:tc>
+          <w:tcPr>
+            <w:tcW w:w="2005" w:type="dxa"/>
+          </w:tcPr>
+          <w:p>
+            <w:r>
+              <w:t>/api/</w:t>
+            </w:r>
+            <w:r>
+              <w:t>results</w:t>
+            </w:r>
+          </w:p>
+        </w:tc>
+        <w:tc>
+          <w:tcPr>
+            <w:tcW w:w="1891" w:type="dxa"/>
+          </w:tcPr>
+          <w:p>
+            <w:r>
+              <w:t>Records a participants finish time and finishing position for an event enrolment</w:t>
+            </w:r>
+          </w:p>
+        </w:tc>
+        <w:tc>
+          <w:tcPr>
+            <w:tcW w:w="1891" w:type="dxa"/>
+          </w:tcPr>
+          <w:p>
+            <w:r>
+              <w:t>Organiser</w:t>
+            </w:r>
+          </w:p>
+        </w:tc>
+        <w:tc>
+          <w:tcPr>
+            <w:tcW w:w="5707" w:type="dxa"/>
+          </w:tcPr>
+          <w:p>
+            <w:r>
+              <w:t>{e</w:t>
+            </w:r>
+            <w:r>
+              <w:t>nrolmentID, finishTime, finishPosition, resultstatus}</w:t>
+            </w:r>
+          </w:p>
+        </w:tc>
+        <w:tc>
+          <w:tcPr>
+            <w:tcW w:w="2393" w:type="dxa"/>
+          </w:tcPr>
+          <w:p>
+            <w:r>
+              <w:t>201 Created,400 Bad Request,401 Unauthorized,</w:t>
+            </w:r>
+            <w:r>
+              <w:t>403 Forbidden,</w:t>
+            </w:r>
+            <w:r>
+              <w:t>404 Not Found</w:t>
+            </w:r>
+          </w:p>
+        </w:tc>
+      </w:tr>
+      <w:tr>
+        <w:tc>
+          <w:tcPr>
+            <w:tcW w:w="1422" w:type="dxa"/>
+          </w:tcPr>
+          <w:p>
+            <w:r>
+              <w:t>PUT</w:t>
+            </w:r>
+          </w:p>
+        </w:tc>
+        <w:tc>
+          <w:tcPr>
+            <w:tcW w:w="2005" w:type="dxa"/>
+          </w:tcPr>
+          <w:p>
+            <w:r>
+              <w:t>/api/</w:t>
+            </w:r>
+            <w:r>
+              <w:t>result</w:t>
+            </w:r>
+            <w:r>
+              <w:t>s/{id}</w:t>
+            </w:r>
+          </w:p>
+        </w:tc>
+        <w:tc>
+          <w:tcPr>
+            <w:tcW w:w="1891" w:type="dxa"/>
+          </w:tcPr>
+          <w:p>
+            <w:r>
+              <w:t>Updates an existing participant race result, including finish time and finishing position.</w:t>
+            </w:r>
+          </w:p>
+        </w:tc>
+        <w:tc>
+          <w:tcPr>
+            <w:tcW w:w="1891" w:type="dxa"/>
+          </w:tcPr>
+          <w:p>
+            <w:r>
+              <w:t>Organiser</w:t>
+            </w:r>
+          </w:p>
+        </w:tc>
+        <w:tc>
+          <w:tcPr>
+            <w:tcW w:w="5707" w:type="dxa"/>
+          </w:tcPr>
+          <w:p>
+            <w:r>
+              <w:t>{finishTime,finishPosition,resultStatus}</w:t>
+            </w:r>
+          </w:p>
+        </w:tc>
+        <w:tc>
+          <w:tcPr>
+            <w:tcW w:w="2393" w:type="dxa"/>
+          </w:tcPr>
+          <w:p>
+            <w:r>
+              <w:t>200 OK,</w:t>
+            </w:r>
+            <w:r>
+              <w:t>400 Bad Request,</w:t>
+            </w:r>
+            <w:r>
+              <w:t>401 Unauthorized</w:t>
+            </w:r>
+            <w:r>
+              <w:t>,403 Forbidden</w:t>
+            </w:r>
+            <w:r>
+              <w:t>,404 Not Found</w:t>
+            </w:r>
+          </w:p>
+        </w:tc>
+      </w:tr>
+    </w:tbl>
+    <w:p/>
     <w:sectPr>
       <w:pgSz w:w="16838" w:h="11906" w:orient="landscape"/>
       <w:pgMar w:top="1440" w:right="1440" w:bottom="1440" w:left="1440" w:header="708" w:footer="708" w:gutter="0"/>
@@ -2131,7 +2507,7 @@
   <w:style w:type="paragraph" w:default="1" w:styleId="Normal">
     <w:name w:val="Normal"/>
     <w:qFormat/>
-    <w:rsid w:val="005D1752"/>
+    <w:rsid w:val="00E52EC4"/>
   </w:style>
   <w:style w:type="paragraph" w:styleId="Heading1">
     <w:name w:val="heading 1"/>
